--- a/TopicSummary.docx
+++ b/TopicSummary.docx
@@ -18,7 +18,7 @@
           <w:szCs w:val="28"/>
           <w:rtl w:val="0"/>
         </w:rPr>
-        <w:t xml:space="preserve">Звіт про виконання практичного завдання з Технологій Програмування</w:t>
+        <w:t xml:space="preserve">Звіт про виконання практичниз завдань з Технологій Програмування</w:t>
       </w:r>
     </w:p>
     <w:p>
@@ -56,7 +56,31 @@
           <w:szCs w:val="28"/>
           <w:rtl w:val="0"/>
         </w:rPr>
-        <w:t xml:space="preserve">Тема №1</w:t>
+        <w:t xml:space="preserve">Тема №1: </w:t>
+      </w:r>
+      <w:hyperlink r:id="rId6">
+        <w:r>
+          <w:rPr>
+            <w:rFonts w:ascii="Times New Roman" w:cs="Times New Roman" w:eastAsia="Times New Roman" w:hAnsi="Times New Roman"/>
+            <w:b w:val="1"/>
+            <w:bCs w:val="1"/>
+            <w:sz w:val="28"/>
+            <w:szCs w:val="28"/>
+            <w:rtl w:val="0"/>
+          </w:rPr>
+          <w:t xml:space="preserve">Функції та змінні</w:t>
+        </w:r>
+      </w:hyperlink>
+      <w:r>
+        <w:rPr>
+          <w:rFonts w:ascii="Times New Roman" w:cs="Times New Roman" w:eastAsia="Times New Roman" w:hAnsi="Times New Roman"/>
+          <w:b w:val="1"/>
+          <w:bCs w:val="1"/>
+          <w:sz w:val="28"/>
+          <w:szCs w:val="28"/>
+          <w:rtl w:val="0"/>
+        </w:rPr>
+        <w:t xml:space="preserve"> </w:t>
       </w:r>
     </w:p>
     <w:p>
@@ -282,16 +306,16 @@
           <wp:inline distB="114300" distT="114300" distL="114300" distR="114300">
             <wp:extent cx="5876925" cy="542925"/>
             <wp:effectExtent b="0" l="0" r="0" t="0"/>
-            <wp:docPr id="3" name="image3.png"/>
+            <wp:docPr id="5" name="image4.png"/>
             <a:graphic>
               <a:graphicData uri="http://schemas.openxmlformats.org/drawingml/2006/picture">
                 <pic:pic>
                   <pic:nvPicPr>
-                    <pic:cNvPr id="0" name="image3.png"/>
+                    <pic:cNvPr id="0" name="image4.png"/>
                     <pic:cNvPicPr preferRelativeResize="0"/>
                   </pic:nvPicPr>
                   <pic:blipFill>
-                    <a:blip r:embed="rId6"/>
+                    <a:blip r:embed="rId7"/>
                     <a:srcRect b="0" l="0" r="0" t="0"/>
                     <a:stretch>
                       <a:fillRect/>
@@ -393,16 +417,16 @@
           <wp:inline distB="114300" distT="114300" distL="114300" distR="114300">
             <wp:extent cx="1885950" cy="1447800"/>
             <wp:effectExtent b="0" l="0" r="0" t="0"/>
-            <wp:docPr id="4" name="image4.png"/>
+            <wp:docPr id="6" name="image5.png"/>
             <a:graphic>
               <a:graphicData uri="http://schemas.openxmlformats.org/drawingml/2006/picture">
                 <pic:pic>
                   <pic:nvPicPr>
-                    <pic:cNvPr id="0" name="image4.png"/>
+                    <pic:cNvPr id="0" name="image5.png"/>
                     <pic:cNvPicPr preferRelativeResize="0"/>
                   </pic:nvPicPr>
                   <pic:blipFill>
-                    <a:blip r:embed="rId7"/>
+                    <a:blip r:embed="rId8"/>
                     <a:srcRect b="0" l="0" r="0" t="0"/>
                     <a:stretch>
                       <a:fillRect/>
@@ -493,7 +517,7 @@
                     <pic:cNvPicPr preferRelativeResize="0"/>
                   </pic:nvPicPr>
                   <pic:blipFill>
-                    <a:blip r:embed="rId8"/>
+                    <a:blip r:embed="rId9"/>
                     <a:srcRect b="0" l="0" r="0" t="0"/>
                     <a:stretch>
                       <a:fillRect/>
@@ -595,16 +619,16 @@
           <wp:inline distB="114300" distT="114300" distL="114300" distR="114300">
             <wp:extent cx="5857875" cy="2428875"/>
             <wp:effectExtent b="0" l="0" r="0" t="0"/>
-            <wp:docPr id="2" name="image2.png"/>
+            <wp:docPr id="2" name="image3.png"/>
             <a:graphic>
               <a:graphicData uri="http://schemas.openxmlformats.org/drawingml/2006/picture">
                 <pic:pic>
                   <pic:nvPicPr>
-                    <pic:cNvPr id="0" name="image2.png"/>
+                    <pic:cNvPr id="0" name="image3.png"/>
                     <pic:cNvPicPr preferRelativeResize="0"/>
                   </pic:nvPicPr>
                   <pic:blipFill>
-                    <a:blip r:embed="rId9"/>
+                    <a:blip r:embed="rId10"/>
                     <a:srcRect b="0" l="0" r="0" t="0"/>
                     <a:stretch>
                       <a:fillRect/>
@@ -705,21 +729,478 @@
     <w:p>
       <w:pPr>
         <w:ind w:left="0" w:firstLine="0"/>
-        <w:jc w:val="both"/>
-        <w:rPr>
-          <w:rFonts w:ascii="Times New Roman" w:cs="Times New Roman" w:eastAsia="Times New Roman" w:hAnsi="Times New Roman"/>
-          <w:sz w:val="28"/>
-          <w:szCs w:val="28"/>
-        </w:rPr>
-      </w:pPr>
-      <w:r>
-        <w:rPr>
-          <w:rtl w:val="0"/>
-        </w:rPr>
+        <w:jc w:val="center"/>
+        <w:rPr>
+          <w:rFonts w:ascii="Times New Roman" w:cs="Times New Roman" w:eastAsia="Times New Roman" w:hAnsi="Times New Roman"/>
+          <w:b w:val="1"/>
+          <w:bCs w:val="1"/>
+          <w:sz w:val="28"/>
+          <w:szCs w:val="28"/>
+        </w:rPr>
+      </w:pPr>
+      <w:r>
+        <w:rPr>
+          <w:rFonts w:ascii="Times New Roman" w:cs="Times New Roman" w:eastAsia="Times New Roman" w:hAnsi="Times New Roman"/>
+          <w:b w:val="1"/>
+          <w:bCs w:val="1"/>
+          <w:sz w:val="28"/>
+          <w:szCs w:val="28"/>
+          <w:rtl w:val="0"/>
+        </w:rPr>
+        <w:t xml:space="preserve">Тема №2: </w:t>
+      </w:r>
+      <w:hyperlink r:id="rId11">
+        <w:r>
+          <w:rPr>
+            <w:rFonts w:ascii="Times New Roman" w:cs="Times New Roman" w:eastAsia="Times New Roman" w:hAnsi="Times New Roman"/>
+            <w:b w:val="1"/>
+            <w:bCs w:val="1"/>
+            <w:sz w:val="28"/>
+            <w:szCs w:val="28"/>
+            <w:rtl w:val="0"/>
+          </w:rPr>
+          <w:t xml:space="preserve">Умовний перехід</w:t>
+        </w:r>
+      </w:hyperlink>
+      <w:r>
+        <w:rPr>
+          <w:rFonts w:ascii="Times New Roman" w:cs="Times New Roman" w:eastAsia="Times New Roman" w:hAnsi="Times New Roman"/>
+          <w:b w:val="1"/>
+          <w:bCs w:val="1"/>
+          <w:sz w:val="28"/>
+          <w:szCs w:val="28"/>
+          <w:rtl w:val="0"/>
+        </w:rPr>
+        <w:t xml:space="preserve"> </w:t>
+      </w:r>
+    </w:p>
+    <w:p>
+      <w:pPr>
+        <w:ind w:left="0" w:firstLine="0"/>
+        <w:jc w:val="both"/>
+        <w:rPr>
+          <w:rFonts w:ascii="Times New Roman" w:cs="Times New Roman" w:eastAsia="Times New Roman" w:hAnsi="Times New Roman"/>
+          <w:sz w:val="28"/>
+          <w:szCs w:val="28"/>
+        </w:rPr>
+      </w:pPr>
+      <w:r>
+        <w:rPr>
+          <w:rFonts w:ascii="Times New Roman" w:cs="Times New Roman" w:eastAsia="Times New Roman" w:hAnsi="Times New Roman"/>
+          <w:sz w:val="28"/>
+          <w:szCs w:val="28"/>
+          <w:rtl w:val="0"/>
+        </w:rPr>
+        <w:t xml:space="preserve">Хід роботи:</w:t>
+      </w:r>
+    </w:p>
+    <w:p>
+      <w:pPr>
+        <w:ind w:left="0" w:firstLine="0"/>
+        <w:jc w:val="both"/>
+        <w:rPr>
+          <w:rFonts w:ascii="Times New Roman" w:cs="Times New Roman" w:eastAsia="Times New Roman" w:hAnsi="Times New Roman"/>
+          <w:sz w:val="28"/>
+          <w:szCs w:val="28"/>
+        </w:rPr>
+      </w:pPr>
+      <w:r>
+        <w:rPr>
+          <w:rtl w:val="0"/>
+        </w:rPr>
+      </w:r>
+    </w:p>
+    <w:p>
+      <w:pPr>
+        <w:ind w:left="0" w:firstLine="0"/>
+        <w:jc w:val="both"/>
+        <w:rPr>
+          <w:rFonts w:ascii="Times New Roman" w:cs="Times New Roman" w:eastAsia="Times New Roman" w:hAnsi="Times New Roman"/>
+          <w:sz w:val="28"/>
+          <w:szCs w:val="28"/>
+        </w:rPr>
+      </w:pPr>
+      <w:r>
+        <w:rPr>
+          <w:rFonts w:ascii="Times New Roman" w:cs="Times New Roman" w:eastAsia="Times New Roman" w:hAnsi="Times New Roman"/>
+          <w:sz w:val="28"/>
+          <w:szCs w:val="28"/>
+          <w:rtl w:val="0"/>
+        </w:rPr>
+        <w:t xml:space="preserve">Завдання 1</w:t>
+      </w:r>
+    </w:p>
+    <w:p>
+      <w:pPr>
+        <w:ind w:left="0" w:firstLine="0"/>
+        <w:jc w:val="both"/>
+        <w:rPr>
+          <w:rFonts w:ascii="Times New Roman" w:cs="Times New Roman" w:eastAsia="Times New Roman" w:hAnsi="Times New Roman"/>
+          <w:sz w:val="28"/>
+          <w:szCs w:val="28"/>
+        </w:rPr>
+      </w:pPr>
+      <w:r>
+        <w:rPr>
+          <w:rFonts w:ascii="Times New Roman" w:cs="Times New Roman" w:eastAsia="Times New Roman" w:hAnsi="Times New Roman"/>
+          <w:sz w:val="28"/>
+          <w:szCs w:val="28"/>
+          <w:rtl w:val="0"/>
+        </w:rPr>
+        <w:t xml:space="preserve">У першому завданні було використано умовні переходи та функцію дискримінанту для пошуку коренів квадратного рівняння. Також були враховані випадки, коли квадратне рівняння стає лінійним через перший аргумент, коли тей стає нулем. Результат:</w:t>
+      </w:r>
+    </w:p>
+    <w:p>
+      <w:pPr>
+        <w:ind w:left="0" w:firstLine="0"/>
+        <w:jc w:val="center"/>
+        <w:rPr>
+          <w:rFonts w:ascii="Times New Roman" w:cs="Times New Roman" w:eastAsia="Times New Roman" w:hAnsi="Times New Roman"/>
+          <w:sz w:val="28"/>
+          <w:szCs w:val="28"/>
+        </w:rPr>
+      </w:pPr>
+      <w:r>
+        <w:rPr>
+          <w:rFonts w:ascii="Times New Roman" w:cs="Times New Roman" w:eastAsia="Times New Roman" w:hAnsi="Times New Roman"/>
+          <w:sz w:val="28"/>
+          <w:szCs w:val="28"/>
+        </w:rPr>
+        <w:drawing>
+          <wp:inline distB="114300" distT="114300" distL="114300" distR="114300">
+            <wp:extent cx="5895975" cy="1619250"/>
+            <wp:effectExtent b="0" l="0" r="0" t="0"/>
+            <wp:docPr id="7" name="image6.png"/>
+            <a:graphic>
+              <a:graphicData uri="http://schemas.openxmlformats.org/drawingml/2006/picture">
+                <pic:pic>
+                  <pic:nvPicPr>
+                    <pic:cNvPr id="0" name="image6.png"/>
+                    <pic:cNvPicPr preferRelativeResize="0"/>
+                  </pic:nvPicPr>
+                  <pic:blipFill>
+                    <a:blip r:embed="rId12"/>
+                    <a:srcRect b="0" l="0" r="0" t="0"/>
+                    <a:stretch>
+                      <a:fillRect/>
+                    </a:stretch>
+                  </pic:blipFill>
+                  <pic:spPr>
+                    <a:xfrm>
+                      <a:off x="0" y="0"/>
+                      <a:ext cx="5895975" cy="1619250"/>
+                    </a:xfrm>
+                    <a:prstGeom prst="rect"/>
+                    <a:ln/>
+                  </pic:spPr>
+                </pic:pic>
+              </a:graphicData>
+            </a:graphic>
+          </wp:inline>
+        </w:drawing>
+      </w:r>
+      <w:r>
+        <w:rPr>
+          <w:rtl w:val="0"/>
+        </w:rPr>
+      </w:r>
+    </w:p>
+    <w:p>
+      <w:pPr>
+        <w:ind w:left="0" w:firstLine="0"/>
+        <w:jc w:val="center"/>
+        <w:rPr>
+          <w:rFonts w:ascii="Times New Roman" w:cs="Times New Roman" w:eastAsia="Times New Roman" w:hAnsi="Times New Roman"/>
+          <w:sz w:val="28"/>
+          <w:szCs w:val="28"/>
+        </w:rPr>
+      </w:pPr>
+      <w:r>
+        <w:rPr>
+          <w:rtl w:val="0"/>
+        </w:rPr>
+      </w:r>
+    </w:p>
+    <w:p>
+      <w:pPr>
+        <w:ind w:left="0" w:firstLine="0"/>
+        <w:jc w:val="center"/>
+        <w:rPr>
+          <w:rFonts w:ascii="Times New Roman" w:cs="Times New Roman" w:eastAsia="Times New Roman" w:hAnsi="Times New Roman"/>
+          <w:sz w:val="28"/>
+          <w:szCs w:val="28"/>
+        </w:rPr>
+      </w:pPr>
+      <w:r>
+        <w:rPr>
+          <w:rtl w:val="0"/>
+        </w:rPr>
+      </w:r>
+    </w:p>
+    <w:p>
+      <w:pPr>
+        <w:ind w:left="0" w:firstLine="0"/>
+        <w:jc w:val="both"/>
+        <w:rPr>
+          <w:rFonts w:ascii="Times New Roman" w:cs="Times New Roman" w:eastAsia="Times New Roman" w:hAnsi="Times New Roman"/>
+          <w:sz w:val="28"/>
+          <w:szCs w:val="28"/>
+        </w:rPr>
+      </w:pPr>
+      <w:r>
+        <w:rPr>
+          <w:rFonts w:ascii="Times New Roman" w:cs="Times New Roman" w:eastAsia="Times New Roman" w:hAnsi="Times New Roman"/>
+          <w:sz w:val="28"/>
+          <w:szCs w:val="28"/>
+          <w:rtl w:val="0"/>
+        </w:rPr>
+        <w:t xml:space="preserve">Завдання 2</w:t>
+      </w:r>
+    </w:p>
+    <w:p>
+      <w:pPr>
+        <w:ind w:left="0" w:firstLine="0"/>
+        <w:jc w:val="both"/>
+        <w:rPr>
+          <w:rFonts w:ascii="Times New Roman" w:cs="Times New Roman" w:eastAsia="Times New Roman" w:hAnsi="Times New Roman"/>
+          <w:sz w:val="28"/>
+          <w:szCs w:val="28"/>
+        </w:rPr>
+      </w:pPr>
+      <w:r>
+        <w:rPr>
+          <w:rFonts w:ascii="Times New Roman" w:cs="Times New Roman" w:eastAsia="Times New Roman" w:hAnsi="Times New Roman"/>
+          <w:sz w:val="28"/>
+          <w:szCs w:val="28"/>
+          <w:rtl w:val="0"/>
+        </w:rPr>
+        <w:t xml:space="preserve">Було реалізовано калькулятор за допомогою умовних переходів, який приймає два числа:</w:t>
+      </w:r>
+    </w:p>
+    <w:p>
+      <w:pPr>
+        <w:ind w:left="0" w:firstLine="0"/>
+        <w:jc w:val="center"/>
+        <w:rPr>
+          <w:rFonts w:ascii="Times New Roman" w:cs="Times New Roman" w:eastAsia="Times New Roman" w:hAnsi="Times New Roman"/>
+          <w:sz w:val="28"/>
+          <w:szCs w:val="28"/>
+        </w:rPr>
+      </w:pPr>
+      <w:r>
+        <w:rPr>
+          <w:rFonts w:ascii="Times New Roman" w:cs="Times New Roman" w:eastAsia="Times New Roman" w:hAnsi="Times New Roman"/>
+          <w:sz w:val="28"/>
+          <w:szCs w:val="28"/>
+        </w:rPr>
+        <w:drawing>
+          <wp:inline distB="114300" distT="114300" distL="114300" distR="114300">
+            <wp:extent cx="5886450" cy="2447925"/>
+            <wp:effectExtent b="0" l="0" r="0" t="0"/>
+            <wp:docPr id="3" name="image2.png"/>
+            <a:graphic>
+              <a:graphicData uri="http://schemas.openxmlformats.org/drawingml/2006/picture">
+                <pic:pic>
+                  <pic:nvPicPr>
+                    <pic:cNvPr id="0" name="image2.png"/>
+                    <pic:cNvPicPr preferRelativeResize="0"/>
+                  </pic:nvPicPr>
+                  <pic:blipFill>
+                    <a:blip r:embed="rId13"/>
+                    <a:srcRect b="0" l="0" r="0" t="0"/>
+                    <a:stretch>
+                      <a:fillRect/>
+                    </a:stretch>
+                  </pic:blipFill>
+                  <pic:spPr>
+                    <a:xfrm>
+                      <a:off x="0" y="0"/>
+                      <a:ext cx="5886450" cy="2447925"/>
+                    </a:xfrm>
+                    <a:prstGeom prst="rect"/>
+                    <a:ln/>
+                  </pic:spPr>
+                </pic:pic>
+              </a:graphicData>
+            </a:graphic>
+          </wp:inline>
+        </w:drawing>
+      </w:r>
+      <w:r>
+        <w:rPr>
+          <w:rtl w:val="0"/>
+        </w:rPr>
+      </w:r>
+    </w:p>
+    <w:p>
+      <w:pPr>
+        <w:ind w:left="0" w:firstLine="0"/>
+        <w:jc w:val="both"/>
+        <w:rPr>
+          <w:rFonts w:ascii="Times New Roman" w:cs="Times New Roman" w:eastAsia="Times New Roman" w:hAnsi="Times New Roman"/>
+          <w:sz w:val="28"/>
+          <w:szCs w:val="28"/>
+        </w:rPr>
+      </w:pPr>
+      <w:r>
+        <w:rPr>
+          <w:rtl w:val="0"/>
+        </w:rPr>
+      </w:r>
+    </w:p>
+    <w:p>
+      <w:pPr>
+        <w:ind w:left="0" w:firstLine="0"/>
+        <w:jc w:val="both"/>
+        <w:rPr>
+          <w:rFonts w:ascii="Times New Roman" w:cs="Times New Roman" w:eastAsia="Times New Roman" w:hAnsi="Times New Roman"/>
+          <w:sz w:val="28"/>
+          <w:szCs w:val="28"/>
+        </w:rPr>
+      </w:pPr>
+      <w:r>
+        <w:rPr>
+          <w:rFonts w:ascii="Times New Roman" w:cs="Times New Roman" w:eastAsia="Times New Roman" w:hAnsi="Times New Roman"/>
+          <w:sz w:val="28"/>
+          <w:szCs w:val="28"/>
+          <w:rtl w:val="0"/>
+        </w:rPr>
+        <w:t xml:space="preserve">Завдання 3</w:t>
+      </w:r>
+    </w:p>
+    <w:p>
+      <w:pPr>
+        <w:ind w:left="0" w:firstLine="0"/>
+        <w:jc w:val="both"/>
+        <w:rPr>
+          <w:rFonts w:ascii="Times New Roman" w:cs="Times New Roman" w:eastAsia="Times New Roman" w:hAnsi="Times New Roman"/>
+          <w:sz w:val="28"/>
+          <w:szCs w:val="28"/>
+        </w:rPr>
+      </w:pPr>
+      <w:r>
+        <w:rPr>
+          <w:rFonts w:ascii="Times New Roman" w:cs="Times New Roman" w:eastAsia="Times New Roman" w:hAnsi="Times New Roman"/>
+          <w:sz w:val="28"/>
+          <w:szCs w:val="28"/>
+          <w:rtl w:val="0"/>
+        </w:rPr>
+        <w:t xml:space="preserve">Калькулятор було переписано використовуючи конструкцію match:</w:t>
+      </w:r>
+    </w:p>
+    <w:p>
+      <w:pPr>
+        <w:ind w:left="0" w:firstLine="0"/>
+        <w:jc w:val="both"/>
+        <w:rPr>
+          <w:rFonts w:ascii="Times New Roman" w:cs="Times New Roman" w:eastAsia="Times New Roman" w:hAnsi="Times New Roman"/>
+          <w:sz w:val="28"/>
+          <w:szCs w:val="28"/>
+        </w:rPr>
+      </w:pPr>
+      <w:r>
+        <w:rPr>
+          <w:rFonts w:ascii="Times New Roman" w:cs="Times New Roman" w:eastAsia="Times New Roman" w:hAnsi="Times New Roman"/>
+          <w:sz w:val="28"/>
+          <w:szCs w:val="28"/>
+        </w:rPr>
+        <w:drawing>
+          <wp:inline distB="114300" distT="114300" distL="114300" distR="114300">
+            <wp:extent cx="5876925" cy="2447925"/>
+            <wp:effectExtent b="0" l="0" r="0" t="0"/>
+            <wp:docPr id="4" name="image7.png"/>
+            <a:graphic>
+              <a:graphicData uri="http://schemas.openxmlformats.org/drawingml/2006/picture">
+                <pic:pic>
+                  <pic:nvPicPr>
+                    <pic:cNvPr id="0" name="image7.png"/>
+                    <pic:cNvPicPr preferRelativeResize="0"/>
+                  </pic:nvPicPr>
+                  <pic:blipFill>
+                    <a:blip r:embed="rId14"/>
+                    <a:srcRect b="0" l="0" r="0" t="0"/>
+                    <a:stretch>
+                      <a:fillRect/>
+                    </a:stretch>
+                  </pic:blipFill>
+                  <pic:spPr>
+                    <a:xfrm>
+                      <a:off x="0" y="0"/>
+                      <a:ext cx="5876925" cy="2447925"/>
+                    </a:xfrm>
+                    <a:prstGeom prst="rect"/>
+                    <a:ln/>
+                  </pic:spPr>
+                </pic:pic>
+              </a:graphicData>
+            </a:graphic>
+          </wp:inline>
+        </w:drawing>
+      </w:r>
+      <w:r>
+        <w:rPr>
+          <w:rtl w:val="0"/>
+        </w:rPr>
+      </w:r>
+    </w:p>
+    <w:p>
+      <w:pPr>
+        <w:ind w:left="0" w:firstLine="0"/>
+        <w:jc w:val="both"/>
+        <w:rPr>
+          <w:rFonts w:ascii="Times New Roman" w:cs="Times New Roman" w:eastAsia="Times New Roman" w:hAnsi="Times New Roman"/>
+          <w:sz w:val="28"/>
+          <w:szCs w:val="28"/>
+        </w:rPr>
+      </w:pPr>
+      <w:r>
+        <w:rPr>
+          <w:rtl w:val="0"/>
+        </w:rPr>
+      </w:r>
+    </w:p>
+    <w:p>
+      <w:pPr>
+        <w:ind w:left="0" w:firstLine="0"/>
+        <w:jc w:val="both"/>
+        <w:rPr>
+          <w:rFonts w:ascii="Times New Roman" w:cs="Times New Roman" w:eastAsia="Times New Roman" w:hAnsi="Times New Roman"/>
+          <w:sz w:val="28"/>
+          <w:szCs w:val="28"/>
+        </w:rPr>
+      </w:pPr>
+      <w:r>
+        <w:rPr>
+          <w:rFonts w:ascii="Times New Roman" w:cs="Times New Roman" w:eastAsia="Times New Roman" w:hAnsi="Times New Roman"/>
+          <w:sz w:val="28"/>
+          <w:szCs w:val="28"/>
+          <w:rtl w:val="0"/>
+        </w:rPr>
+        <w:t xml:space="preserve">Код з теми:</w:t>
+      </w:r>
+    </w:p>
+    <w:p>
+      <w:pPr>
+        <w:ind w:left="0" w:firstLine="0"/>
+        <w:jc w:val="both"/>
+        <w:rPr>
+          <w:rFonts w:ascii="Times New Roman" w:cs="Times New Roman" w:eastAsia="Times New Roman" w:hAnsi="Times New Roman"/>
+          <w:sz w:val="28"/>
+          <w:szCs w:val="28"/>
+        </w:rPr>
+      </w:pPr>
+      <w:r>
+        <w:rPr>
+          <w:rFonts w:ascii="Times New Roman" w:cs="Times New Roman" w:eastAsia="Times New Roman" w:hAnsi="Times New Roman"/>
+          <w:sz w:val="28"/>
+          <w:szCs w:val="28"/>
+          <w:rtl w:val="0"/>
+        </w:rPr>
+        <w:t xml:space="preserve">https://github.com/dima648228/ProgrammingTechnologiesCS252-Vyshniak/tree/main/topic_02</w:t>
       </w:r>
     </w:p>
     <w:sectPr>
-      <w:headerReference r:id="rId10" w:type="default"/>
+      <w:headerReference r:id="rId15" w:type="default"/>
       <w:pgSz w:h="15840" w:w="12240" w:orient="portrait"/>
       <w:pgMar w:bottom="1440" w:top="1440" w:left="1440" w:right="1440" w:header="720" w:footer="720"/>
       <w:pgNumType w:start="1"/>

--- a/TopicSummary.docx
+++ b/TopicSummary.docx
@@ -18,7 +18,7 @@
           <w:szCs w:val="28"/>
           <w:rtl w:val="0"/>
         </w:rPr>
-        <w:t xml:space="preserve">Звіт про виконання практичниз завдань з Технологій Програмування</w:t>
+        <w:t xml:space="preserve">Звіт про виконання практичних завдань з Технологій Програмування</w:t>
       </w:r>
     </w:p>
     <w:p>
@@ -306,12 +306,12 @@
           <wp:inline distB="114300" distT="114300" distL="114300" distR="114300">
             <wp:extent cx="5876925" cy="542925"/>
             <wp:effectExtent b="0" l="0" r="0" t="0"/>
-            <wp:docPr id="5" name="image4.png"/>
+            <wp:docPr id="4" name="image7.png"/>
             <a:graphic>
               <a:graphicData uri="http://schemas.openxmlformats.org/drawingml/2006/picture">
                 <pic:pic>
                   <pic:nvPicPr>
-                    <pic:cNvPr id="0" name="image4.png"/>
+                    <pic:cNvPr id="0" name="image7.png"/>
                     <pic:cNvPicPr preferRelativeResize="0"/>
                   </pic:nvPicPr>
                   <pic:blipFill>
@@ -417,12 +417,12 @@
           <wp:inline distB="114300" distT="114300" distL="114300" distR="114300">
             <wp:extent cx="1885950" cy="1447800"/>
             <wp:effectExtent b="0" l="0" r="0" t="0"/>
-            <wp:docPr id="6" name="image5.png"/>
+            <wp:docPr id="5" name="image4.png"/>
             <a:graphic>
               <a:graphicData uri="http://schemas.openxmlformats.org/drawingml/2006/picture">
                 <pic:pic>
                   <pic:nvPicPr>
-                    <pic:cNvPr id="0" name="image5.png"/>
+                    <pic:cNvPr id="0" name="image4.png"/>
                     <pic:cNvPicPr preferRelativeResize="0"/>
                   </pic:nvPicPr>
                   <pic:blipFill>
@@ -508,12 +508,12 @@
           <wp:inline distB="114300" distT="114300" distL="114300" distR="114300">
             <wp:extent cx="5867400" cy="1343025"/>
             <wp:effectExtent b="0" l="0" r="0" t="0"/>
-            <wp:docPr id="1" name="image1.png"/>
+            <wp:docPr id="1" name="image2.png"/>
             <a:graphic>
               <a:graphicData uri="http://schemas.openxmlformats.org/drawingml/2006/picture">
                 <pic:pic>
                   <pic:nvPicPr>
-                    <pic:cNvPr id="0" name="image1.png"/>
+                    <pic:cNvPr id="0" name="image2.png"/>
                     <pic:cNvPicPr preferRelativeResize="0"/>
                   </pic:nvPicPr>
                   <pic:blipFill>
@@ -619,12 +619,12 @@
           <wp:inline distB="114300" distT="114300" distL="114300" distR="114300">
             <wp:extent cx="5857875" cy="2428875"/>
             <wp:effectExtent b="0" l="0" r="0" t="0"/>
-            <wp:docPr id="2" name="image3.png"/>
+            <wp:docPr id="8" name="image8.png"/>
             <a:graphic>
               <a:graphicData uri="http://schemas.openxmlformats.org/drawingml/2006/picture">
                 <pic:pic>
                   <pic:nvPicPr>
-                    <pic:cNvPr id="0" name="image3.png"/>
+                    <pic:cNvPr id="0" name="image8.png"/>
                     <pic:cNvPicPr preferRelativeResize="0"/>
                   </pic:nvPicPr>
                   <pic:blipFill>
@@ -997,12 +997,12 @@
           <wp:inline distB="114300" distT="114300" distL="114300" distR="114300">
             <wp:extent cx="5886450" cy="2447925"/>
             <wp:effectExtent b="0" l="0" r="0" t="0"/>
-            <wp:docPr id="3" name="image2.png"/>
+            <wp:docPr id="9" name="image9.png"/>
             <a:graphic>
               <a:graphicData uri="http://schemas.openxmlformats.org/drawingml/2006/picture">
                 <pic:pic>
                   <pic:nvPicPr>
-                    <pic:cNvPr id="0" name="image2.png"/>
+                    <pic:cNvPr id="0" name="image9.png"/>
                     <pic:cNvPicPr preferRelativeResize="0"/>
                   </pic:nvPicPr>
                   <pic:blipFill>
@@ -1108,12 +1108,12 @@
           <wp:inline distB="114300" distT="114300" distL="114300" distR="114300">
             <wp:extent cx="5876925" cy="2447925"/>
             <wp:effectExtent b="0" l="0" r="0" t="0"/>
-            <wp:docPr id="4" name="image7.png"/>
+            <wp:docPr id="3" name="image10.png"/>
             <a:graphic>
               <a:graphicData uri="http://schemas.openxmlformats.org/drawingml/2006/picture">
                 <pic:pic>
                   <pic:nvPicPr>
-                    <pic:cNvPr id="0" name="image7.png"/>
+                    <pic:cNvPr id="0" name="image10.png"/>
                     <pic:cNvPicPr preferRelativeResize="0"/>
                   </pic:nvPicPr>
                   <pic:blipFill>
@@ -1189,18 +1189,622 @@
           <w:szCs w:val="28"/>
         </w:rPr>
       </w:pPr>
-      <w:r>
-        <w:rPr>
-          <w:rFonts w:ascii="Times New Roman" w:cs="Times New Roman" w:eastAsia="Times New Roman" w:hAnsi="Times New Roman"/>
-          <w:sz w:val="28"/>
-          <w:szCs w:val="28"/>
-          <w:rtl w:val="0"/>
-        </w:rPr>
-        <w:t xml:space="preserve">https://github.com/dima648228/ProgrammingTechnologiesCS252-Vyshniak/tree/main/topic_02</w:t>
+      <w:hyperlink r:id="rId15">
+        <w:r>
+          <w:rPr>
+            <w:rFonts w:ascii="Times New Roman" w:cs="Times New Roman" w:eastAsia="Times New Roman" w:hAnsi="Times New Roman"/>
+            <w:color w:val="1155cc"/>
+            <w:sz w:val="28"/>
+            <w:szCs w:val="28"/>
+            <w:u w:val="single"/>
+            <w:rtl w:val="0"/>
+          </w:rPr>
+          <w:t xml:space="preserve">https://github.com/dima648228/ProgrammingTechnologiesCS252-Vyshniak/tree/main/topic_02</w:t>
+        </w:r>
+      </w:hyperlink>
+      <w:r>
+        <w:rPr>
+          <w:rtl w:val="0"/>
+        </w:rPr>
+      </w:r>
+    </w:p>
+    <w:p>
+      <w:pPr>
+        <w:ind w:left="0" w:firstLine="0"/>
+        <w:jc w:val="both"/>
+        <w:rPr>
+          <w:rFonts w:ascii="Times New Roman" w:cs="Times New Roman" w:eastAsia="Times New Roman" w:hAnsi="Times New Roman"/>
+          <w:sz w:val="28"/>
+          <w:szCs w:val="28"/>
+        </w:rPr>
+      </w:pPr>
+      <w:r>
+        <w:rPr>
+          <w:rtl w:val="0"/>
+        </w:rPr>
+      </w:r>
+    </w:p>
+    <w:p>
+      <w:pPr>
+        <w:ind w:left="0" w:firstLine="0"/>
+        <w:jc w:val="both"/>
+        <w:rPr>
+          <w:rFonts w:ascii="Times New Roman" w:cs="Times New Roman" w:eastAsia="Times New Roman" w:hAnsi="Times New Roman"/>
+          <w:sz w:val="28"/>
+          <w:szCs w:val="28"/>
+        </w:rPr>
+      </w:pPr>
+      <w:r>
+        <w:rPr>
+          <w:rtl w:val="0"/>
+        </w:rPr>
+      </w:r>
+    </w:p>
+    <w:p>
+      <w:pPr>
+        <w:ind w:left="0" w:firstLine="0"/>
+        <w:jc w:val="both"/>
+        <w:rPr>
+          <w:rFonts w:ascii="Times New Roman" w:cs="Times New Roman" w:eastAsia="Times New Roman" w:hAnsi="Times New Roman"/>
+          <w:sz w:val="28"/>
+          <w:szCs w:val="28"/>
+        </w:rPr>
+      </w:pPr>
+      <w:r>
+        <w:rPr>
+          <w:rtl w:val="0"/>
+        </w:rPr>
+      </w:r>
+    </w:p>
+    <w:p>
+      <w:pPr>
+        <w:jc w:val="center"/>
+        <w:rPr>
+          <w:rFonts w:ascii="Times New Roman" w:cs="Times New Roman" w:eastAsia="Times New Roman" w:hAnsi="Times New Roman"/>
+          <w:b w:val="1"/>
+          <w:bCs w:val="1"/>
+          <w:sz w:val="28"/>
+          <w:szCs w:val="28"/>
+        </w:rPr>
+      </w:pPr>
+      <w:r>
+        <w:rPr>
+          <w:rFonts w:ascii="Times New Roman" w:cs="Times New Roman" w:eastAsia="Times New Roman" w:hAnsi="Times New Roman"/>
+          <w:b w:val="1"/>
+          <w:bCs w:val="1"/>
+          <w:sz w:val="28"/>
+          <w:szCs w:val="28"/>
+          <w:rtl w:val="0"/>
+        </w:rPr>
+        <w:t xml:space="preserve">Тема №3: Цикли</w:t>
+      </w:r>
+    </w:p>
+    <w:p>
+      <w:pPr>
+        <w:jc w:val="both"/>
+        <w:rPr>
+          <w:rFonts w:ascii="Times New Roman" w:cs="Times New Roman" w:eastAsia="Times New Roman" w:hAnsi="Times New Roman"/>
+          <w:sz w:val="28"/>
+          <w:szCs w:val="28"/>
+        </w:rPr>
+      </w:pPr>
+      <w:r>
+        <w:rPr>
+          <w:rFonts w:ascii="Times New Roman" w:cs="Times New Roman" w:eastAsia="Times New Roman" w:hAnsi="Times New Roman"/>
+          <w:sz w:val="28"/>
+          <w:szCs w:val="28"/>
+          <w:rtl w:val="0"/>
+        </w:rPr>
+        <w:t xml:space="preserve">Хід роботи:</w:t>
+      </w:r>
+    </w:p>
+    <w:p>
+      <w:pPr>
+        <w:jc w:val="both"/>
+        <w:rPr>
+          <w:rFonts w:ascii="Times New Roman" w:cs="Times New Roman" w:eastAsia="Times New Roman" w:hAnsi="Times New Roman"/>
+          <w:sz w:val="28"/>
+          <w:szCs w:val="28"/>
+        </w:rPr>
+      </w:pPr>
+      <w:r>
+        <w:rPr>
+          <w:rtl w:val="0"/>
+        </w:rPr>
+      </w:r>
+    </w:p>
+    <w:p>
+      <w:pPr>
+        <w:jc w:val="both"/>
+        <w:rPr>
+          <w:rFonts w:ascii="Times New Roman" w:cs="Times New Roman" w:eastAsia="Times New Roman" w:hAnsi="Times New Roman"/>
+          <w:sz w:val="28"/>
+          <w:szCs w:val="28"/>
+        </w:rPr>
+      </w:pPr>
+      <w:r>
+        <w:rPr>
+          <w:rFonts w:ascii="Times New Roman" w:cs="Times New Roman" w:eastAsia="Times New Roman" w:hAnsi="Times New Roman"/>
+          <w:sz w:val="28"/>
+          <w:szCs w:val="28"/>
+          <w:rtl w:val="0"/>
+        </w:rPr>
+        <w:t xml:space="preserve">Завдання 1</w:t>
+      </w:r>
+    </w:p>
+    <w:p>
+      <w:pPr>
+        <w:jc w:val="both"/>
+        <w:rPr>
+          <w:rFonts w:ascii="Times New Roman" w:cs="Times New Roman" w:eastAsia="Times New Roman" w:hAnsi="Times New Roman"/>
+          <w:sz w:val="28"/>
+          <w:szCs w:val="28"/>
+        </w:rPr>
+      </w:pPr>
+      <w:r>
+        <w:rPr>
+          <w:rFonts w:ascii="Times New Roman" w:cs="Times New Roman" w:eastAsia="Times New Roman" w:hAnsi="Times New Roman"/>
+          <w:sz w:val="28"/>
+          <w:szCs w:val="28"/>
+          <w:rtl w:val="0"/>
+        </w:rPr>
+        <w:t xml:space="preserve">Калькулятор з попередньої теми було доповнено циклом while з можливістю завершення програми:</w:t>
+      </w:r>
+    </w:p>
+    <w:p>
+      <w:pPr>
+        <w:jc w:val="both"/>
+        <w:rPr>
+          <w:rFonts w:ascii="Times New Roman" w:cs="Times New Roman" w:eastAsia="Times New Roman" w:hAnsi="Times New Roman"/>
+          <w:sz w:val="28"/>
+          <w:szCs w:val="28"/>
+        </w:rPr>
+      </w:pPr>
+      <w:r>
+        <w:rPr>
+          <w:rFonts w:ascii="Times New Roman" w:cs="Times New Roman" w:eastAsia="Times New Roman" w:hAnsi="Times New Roman"/>
+          <w:sz w:val="28"/>
+          <w:szCs w:val="28"/>
+        </w:rPr>
+        <w:drawing>
+          <wp:inline distB="114300" distT="114300" distL="114300" distR="114300">
+            <wp:extent cx="5943600" cy="1790700"/>
+            <wp:effectExtent b="0" l="0" r="0" t="0"/>
+            <wp:docPr id="2" name="image5.png"/>
+            <a:graphic>
+              <a:graphicData uri="http://schemas.openxmlformats.org/drawingml/2006/picture">
+                <pic:pic>
+                  <pic:nvPicPr>
+                    <pic:cNvPr id="0" name="image5.png"/>
+                    <pic:cNvPicPr preferRelativeResize="0"/>
+                  </pic:nvPicPr>
+                  <pic:blipFill>
+                    <a:blip r:embed="rId16"/>
+                    <a:srcRect b="0" l="0" r="0" t="0"/>
+                    <a:stretch>
+                      <a:fillRect/>
+                    </a:stretch>
+                  </pic:blipFill>
+                  <pic:spPr>
+                    <a:xfrm>
+                      <a:off x="0" y="0"/>
+                      <a:ext cx="5943600" cy="1790700"/>
+                    </a:xfrm>
+                    <a:prstGeom prst="rect"/>
+                    <a:ln/>
+                  </pic:spPr>
+                </pic:pic>
+              </a:graphicData>
+            </a:graphic>
+          </wp:inline>
+        </w:drawing>
+      </w:r>
+      <w:r>
+        <w:rPr>
+          <w:rtl w:val="0"/>
+        </w:rPr>
+      </w:r>
+    </w:p>
+    <w:p>
+      <w:pPr>
+        <w:jc w:val="both"/>
+        <w:rPr>
+          <w:rFonts w:ascii="Times New Roman" w:cs="Times New Roman" w:eastAsia="Times New Roman" w:hAnsi="Times New Roman"/>
+          <w:sz w:val="28"/>
+          <w:szCs w:val="28"/>
+        </w:rPr>
+      </w:pPr>
+      <w:r>
+        <w:rPr>
+          <w:rtl w:val="0"/>
+        </w:rPr>
+      </w:r>
+    </w:p>
+    <w:p>
+      <w:pPr>
+        <w:jc w:val="both"/>
+        <w:rPr>
+          <w:rFonts w:ascii="Times New Roman" w:cs="Times New Roman" w:eastAsia="Times New Roman" w:hAnsi="Times New Roman"/>
+          <w:sz w:val="28"/>
+          <w:szCs w:val="28"/>
+        </w:rPr>
+      </w:pPr>
+      <w:r>
+        <w:rPr>
+          <w:rFonts w:ascii="Times New Roman" w:cs="Times New Roman" w:eastAsia="Times New Roman" w:hAnsi="Times New Roman"/>
+          <w:sz w:val="28"/>
+          <w:szCs w:val="28"/>
+          <w:rtl w:val="0"/>
+        </w:rPr>
+        <w:t xml:space="preserve">Завдання 2</w:t>
+      </w:r>
+    </w:p>
+    <w:p>
+      <w:pPr>
+        <w:jc w:val="both"/>
+        <w:rPr>
+          <w:rFonts w:ascii="Times New Roman" w:cs="Times New Roman" w:eastAsia="Times New Roman" w:hAnsi="Times New Roman"/>
+          <w:sz w:val="28"/>
+          <w:szCs w:val="28"/>
+        </w:rPr>
+      </w:pPr>
+      <w:r>
+        <w:rPr>
+          <w:rFonts w:ascii="Times New Roman" w:cs="Times New Roman" w:eastAsia="Times New Roman" w:hAnsi="Times New Roman"/>
+          <w:sz w:val="28"/>
+          <w:szCs w:val="28"/>
+          <w:rtl w:val="0"/>
+        </w:rPr>
+        <w:t xml:space="preserve">Написано програму для тестування функцій списків:</w:t>
+      </w:r>
+    </w:p>
+    <w:p>
+      <w:pPr>
+        <w:jc w:val="both"/>
+        <w:rPr>
+          <w:rFonts w:ascii="Times New Roman" w:cs="Times New Roman" w:eastAsia="Times New Roman" w:hAnsi="Times New Roman"/>
+          <w:sz w:val="28"/>
+          <w:szCs w:val="28"/>
+        </w:rPr>
+      </w:pPr>
+      <w:r>
+        <w:rPr>
+          <w:rFonts w:ascii="Times New Roman" w:cs="Times New Roman" w:eastAsia="Times New Roman" w:hAnsi="Times New Roman"/>
+          <w:sz w:val="28"/>
+          <w:szCs w:val="28"/>
+        </w:rPr>
+        <w:drawing>
+          <wp:inline distB="114300" distT="114300" distL="114300" distR="114300">
+            <wp:extent cx="5943600" cy="1625600"/>
+            <wp:effectExtent b="0" l="0" r="0" t="0"/>
+            <wp:docPr id="10" name="image1.png"/>
+            <a:graphic>
+              <a:graphicData uri="http://schemas.openxmlformats.org/drawingml/2006/picture">
+                <pic:pic>
+                  <pic:nvPicPr>
+                    <pic:cNvPr id="0" name="image1.png"/>
+                    <pic:cNvPicPr preferRelativeResize="0"/>
+                  </pic:nvPicPr>
+                  <pic:blipFill>
+                    <a:blip r:embed="rId17"/>
+                    <a:srcRect b="0" l="0" r="0" t="0"/>
+                    <a:stretch>
+                      <a:fillRect/>
+                    </a:stretch>
+                  </pic:blipFill>
+                  <pic:spPr>
+                    <a:xfrm>
+                      <a:off x="0" y="0"/>
+                      <a:ext cx="5943600" cy="1625600"/>
+                    </a:xfrm>
+                    <a:prstGeom prst="rect"/>
+                    <a:ln/>
+                  </pic:spPr>
+                </pic:pic>
+              </a:graphicData>
+            </a:graphic>
+          </wp:inline>
+        </w:drawing>
+      </w:r>
+      <w:r>
+        <w:rPr>
+          <w:rtl w:val="0"/>
+        </w:rPr>
+      </w:r>
+    </w:p>
+    <w:p>
+      <w:pPr>
+        <w:jc w:val="both"/>
+        <w:rPr>
+          <w:rFonts w:ascii="Times New Roman" w:cs="Times New Roman" w:eastAsia="Times New Roman" w:hAnsi="Times New Roman"/>
+          <w:sz w:val="28"/>
+          <w:szCs w:val="28"/>
+        </w:rPr>
+      </w:pPr>
+      <w:r>
+        <w:rPr>
+          <w:rtl w:val="0"/>
+        </w:rPr>
+      </w:r>
+    </w:p>
+    <w:p>
+      <w:pPr>
+        <w:jc w:val="both"/>
+        <w:rPr>
+          <w:rFonts w:ascii="Times New Roman" w:cs="Times New Roman" w:eastAsia="Times New Roman" w:hAnsi="Times New Roman"/>
+          <w:sz w:val="28"/>
+          <w:szCs w:val="28"/>
+        </w:rPr>
+      </w:pPr>
+      <w:r>
+        <w:rPr>
+          <w:rFonts w:ascii="Times New Roman" w:cs="Times New Roman" w:eastAsia="Times New Roman" w:hAnsi="Times New Roman"/>
+          <w:sz w:val="28"/>
+          <w:szCs w:val="28"/>
+          <w:rtl w:val="0"/>
+        </w:rPr>
+        <w:t xml:space="preserve">Завдання 3:</w:t>
+      </w:r>
+    </w:p>
+    <w:p>
+      <w:pPr>
+        <w:jc w:val="both"/>
+        <w:rPr>
+          <w:rFonts w:ascii="Times New Roman" w:cs="Times New Roman" w:eastAsia="Times New Roman" w:hAnsi="Times New Roman"/>
+          <w:sz w:val="28"/>
+          <w:szCs w:val="28"/>
+        </w:rPr>
+      </w:pPr>
+      <w:r>
+        <w:rPr>
+          <w:rFonts w:ascii="Times New Roman" w:cs="Times New Roman" w:eastAsia="Times New Roman" w:hAnsi="Times New Roman"/>
+          <w:sz w:val="28"/>
+          <w:szCs w:val="28"/>
+          <w:rtl w:val="0"/>
+        </w:rPr>
+        <w:t xml:space="preserve">Написано програму для тестування функцій словників:</w:t>
+      </w:r>
+    </w:p>
+    <w:p>
+      <w:pPr>
+        <w:jc w:val="both"/>
+        <w:rPr>
+          <w:rFonts w:ascii="Times New Roman" w:cs="Times New Roman" w:eastAsia="Times New Roman" w:hAnsi="Times New Roman"/>
+          <w:sz w:val="28"/>
+          <w:szCs w:val="28"/>
+        </w:rPr>
+      </w:pPr>
+      <w:r>
+        <w:rPr>
+          <w:rFonts w:ascii="Times New Roman" w:cs="Times New Roman" w:eastAsia="Times New Roman" w:hAnsi="Times New Roman"/>
+          <w:sz w:val="28"/>
+          <w:szCs w:val="28"/>
+        </w:rPr>
+        <w:drawing>
+          <wp:inline distB="114300" distT="114300" distL="114300" distR="114300">
+            <wp:extent cx="5943600" cy="1320800"/>
+            <wp:effectExtent b="0" l="0" r="0" t="0"/>
+            <wp:docPr id="6" name="image3.png"/>
+            <a:graphic>
+              <a:graphicData uri="http://schemas.openxmlformats.org/drawingml/2006/picture">
+                <pic:pic>
+                  <pic:nvPicPr>
+                    <pic:cNvPr id="0" name="image3.png"/>
+                    <pic:cNvPicPr preferRelativeResize="0"/>
+                  </pic:nvPicPr>
+                  <pic:blipFill>
+                    <a:blip r:embed="rId18"/>
+                    <a:srcRect b="0" l="0" r="0" t="0"/>
+                    <a:stretch>
+                      <a:fillRect/>
+                    </a:stretch>
+                  </pic:blipFill>
+                  <pic:spPr>
+                    <a:xfrm>
+                      <a:off x="0" y="0"/>
+                      <a:ext cx="5943600" cy="1320800"/>
+                    </a:xfrm>
+                    <a:prstGeom prst="rect"/>
+                    <a:ln/>
+                  </pic:spPr>
+                </pic:pic>
+              </a:graphicData>
+            </a:graphic>
+          </wp:inline>
+        </w:drawing>
+      </w:r>
+      <w:r>
+        <w:rPr>
+          <w:rtl w:val="0"/>
+        </w:rPr>
+      </w:r>
+    </w:p>
+    <w:p>
+      <w:pPr>
+        <w:jc w:val="both"/>
+        <w:rPr>
+          <w:rFonts w:ascii="Times New Roman" w:cs="Times New Roman" w:eastAsia="Times New Roman" w:hAnsi="Times New Roman"/>
+          <w:sz w:val="28"/>
+          <w:szCs w:val="28"/>
+        </w:rPr>
+      </w:pPr>
+      <w:r>
+        <w:rPr>
+          <w:rtl w:val="0"/>
+        </w:rPr>
+      </w:r>
+    </w:p>
+    <w:p>
+      <w:pPr>
+        <w:jc w:val="both"/>
+        <w:rPr>
+          <w:rFonts w:ascii="Times New Roman" w:cs="Times New Roman" w:eastAsia="Times New Roman" w:hAnsi="Times New Roman"/>
+          <w:sz w:val="28"/>
+          <w:szCs w:val="28"/>
+        </w:rPr>
+      </w:pPr>
+      <w:r>
+        <w:rPr>
+          <w:rFonts w:ascii="Times New Roman" w:cs="Times New Roman" w:eastAsia="Times New Roman" w:hAnsi="Times New Roman"/>
+          <w:sz w:val="28"/>
+          <w:szCs w:val="28"/>
+          <w:rtl w:val="0"/>
+        </w:rPr>
+        <w:t xml:space="preserve">Завдання 4:</w:t>
+      </w:r>
+    </w:p>
+    <w:p>
+      <w:pPr>
+        <w:jc w:val="both"/>
+        <w:rPr>
+          <w:rFonts w:ascii="Times New Roman" w:cs="Times New Roman" w:eastAsia="Times New Roman" w:hAnsi="Times New Roman"/>
+          <w:sz w:val="28"/>
+          <w:szCs w:val="28"/>
+        </w:rPr>
+      </w:pPr>
+      <w:r>
+        <w:rPr>
+          <w:rFonts w:ascii="Times New Roman" w:cs="Times New Roman" w:eastAsia="Times New Roman" w:hAnsi="Times New Roman"/>
+          <w:sz w:val="28"/>
+          <w:szCs w:val="28"/>
+          <w:rtl w:val="0"/>
+        </w:rPr>
+        <w:t xml:space="preserve">За допомогою алгоритму бінарного пошуку було створено функції для пошуку позиції для вставки нового елементу в список:</w:t>
+      </w:r>
+    </w:p>
+    <w:p>
+      <w:pPr>
+        <w:jc w:val="both"/>
+        <w:rPr>
+          <w:rFonts w:ascii="Times New Roman" w:cs="Times New Roman" w:eastAsia="Times New Roman" w:hAnsi="Times New Roman"/>
+          <w:sz w:val="28"/>
+          <w:szCs w:val="28"/>
+        </w:rPr>
+      </w:pPr>
+      <w:r>
+        <w:rPr>
+          <w:rFonts w:ascii="Times New Roman" w:cs="Times New Roman" w:eastAsia="Times New Roman" w:hAnsi="Times New Roman"/>
+          <w:sz w:val="28"/>
+          <w:szCs w:val="28"/>
+        </w:rPr>
+        <w:drawing>
+          <wp:inline distB="114300" distT="114300" distL="114300" distR="114300">
+            <wp:extent cx="5943600" cy="850900"/>
+            <wp:effectExtent b="0" l="0" r="0" t="0"/>
+            <wp:docPr id="11" name="image11.png"/>
+            <a:graphic>
+              <a:graphicData uri="http://schemas.openxmlformats.org/drawingml/2006/picture">
+                <pic:pic>
+                  <pic:nvPicPr>
+                    <pic:cNvPr id="0" name="image11.png"/>
+                    <pic:cNvPicPr preferRelativeResize="0"/>
+                  </pic:nvPicPr>
+                  <pic:blipFill>
+                    <a:blip r:embed="rId19"/>
+                    <a:srcRect b="0" l="0" r="0" t="0"/>
+                    <a:stretch>
+                      <a:fillRect/>
+                    </a:stretch>
+                  </pic:blipFill>
+                  <pic:spPr>
+                    <a:xfrm>
+                      <a:off x="0" y="0"/>
+                      <a:ext cx="5943600" cy="850900"/>
+                    </a:xfrm>
+                    <a:prstGeom prst="rect"/>
+                    <a:ln/>
+                  </pic:spPr>
+                </pic:pic>
+              </a:graphicData>
+            </a:graphic>
+          </wp:inline>
+        </w:drawing>
+      </w:r>
+      <w:r>
+        <w:rPr>
+          <w:rtl w:val="0"/>
+        </w:rPr>
+      </w:r>
+    </w:p>
+    <w:p>
+      <w:pPr>
+        <w:jc w:val="both"/>
+        <w:rPr>
+          <w:rFonts w:ascii="Times New Roman" w:cs="Times New Roman" w:eastAsia="Times New Roman" w:hAnsi="Times New Roman"/>
+          <w:sz w:val="28"/>
+          <w:szCs w:val="28"/>
+        </w:rPr>
+      </w:pPr>
+      <w:r>
+        <w:rPr>
+          <w:rtl w:val="0"/>
+        </w:rPr>
+      </w:r>
+    </w:p>
+    <w:p>
+      <w:pPr>
+        <w:jc w:val="both"/>
+        <w:rPr>
+          <w:rFonts w:ascii="Times New Roman" w:cs="Times New Roman" w:eastAsia="Times New Roman" w:hAnsi="Times New Roman"/>
+          <w:sz w:val="28"/>
+          <w:szCs w:val="28"/>
+        </w:rPr>
+      </w:pPr>
+      <w:r>
+        <w:rPr>
+          <w:rFonts w:ascii="Times New Roman" w:cs="Times New Roman" w:eastAsia="Times New Roman" w:hAnsi="Times New Roman"/>
+          <w:sz w:val="28"/>
+          <w:szCs w:val="28"/>
+          <w:rtl w:val="0"/>
+        </w:rPr>
+        <w:t xml:space="preserve">Код з теми:</w:t>
+      </w:r>
+    </w:p>
+    <w:p>
+      <w:pPr>
+        <w:jc w:val="both"/>
+        <w:rPr>
+          <w:rFonts w:ascii="Times New Roman" w:cs="Times New Roman" w:eastAsia="Times New Roman" w:hAnsi="Times New Roman"/>
+          <w:sz w:val="28"/>
+          <w:szCs w:val="28"/>
+        </w:rPr>
+      </w:pPr>
+      <w:hyperlink r:id="rId20">
+        <w:r>
+          <w:rPr>
+            <w:rFonts w:ascii="Times New Roman" w:cs="Times New Roman" w:eastAsia="Times New Roman" w:hAnsi="Times New Roman"/>
+            <w:color w:val="1155cc"/>
+            <w:sz w:val="28"/>
+            <w:szCs w:val="28"/>
+            <w:u w:val="single"/>
+            <w:rtl w:val="0"/>
+          </w:rPr>
+          <w:t xml:space="preserve">https://github.com/dima648228/ProgrammingTechnologiesCS252-Vyshniak/tree/main/topic_03</w:t>
+        </w:r>
+      </w:hyperlink>
+      <w:r>
+        <w:rPr>
+          <w:rtl w:val="0"/>
+        </w:rPr>
+      </w:r>
+    </w:p>
+    <w:p>
+      <w:pPr>
+        <w:jc w:val="both"/>
+        <w:rPr>
+          <w:rFonts w:ascii="Times New Roman" w:cs="Times New Roman" w:eastAsia="Times New Roman" w:hAnsi="Times New Roman"/>
+          <w:sz w:val="28"/>
+          <w:szCs w:val="28"/>
+        </w:rPr>
+      </w:pPr>
+      <w:r>
+        <w:rPr>
+          <w:rtl w:val="0"/>
+        </w:rPr>
       </w:r>
     </w:p>
     <w:sectPr>
-      <w:headerReference r:id="rId15" w:type="default"/>
+      <w:headerReference r:id="rId21" w:type="default"/>
       <w:pgSz w:h="15840" w:w="12240" w:orient="portrait"/>
       <w:pgMar w:bottom="1440" w:top="1440" w:left="1440" w:right="1440" w:header="720" w:footer="720"/>
       <w:pgNumType w:start="1"/>

--- a/TopicSummary.docx
+++ b/TopicSummary.docx
@@ -306,12 +306,12 @@
           <wp:inline distB="114300" distT="114300" distL="114300" distR="114300">
             <wp:extent cx="5876925" cy="542925"/>
             <wp:effectExtent b="0" l="0" r="0" t="0"/>
-            <wp:docPr id="4" name="image7.png"/>
+            <wp:docPr id="4" name="image3.png"/>
             <a:graphic>
               <a:graphicData uri="http://schemas.openxmlformats.org/drawingml/2006/picture">
                 <pic:pic>
                   <pic:nvPicPr>
-                    <pic:cNvPr id="0" name="image7.png"/>
+                    <pic:cNvPr id="0" name="image3.png"/>
                     <pic:cNvPicPr preferRelativeResize="0"/>
                   </pic:nvPicPr>
                   <pic:blipFill>
@@ -417,12 +417,12 @@
           <wp:inline distB="114300" distT="114300" distL="114300" distR="114300">
             <wp:extent cx="1885950" cy="1447800"/>
             <wp:effectExtent b="0" l="0" r="0" t="0"/>
-            <wp:docPr id="5" name="image4.png"/>
+            <wp:docPr id="5" name="image6.png"/>
             <a:graphic>
               <a:graphicData uri="http://schemas.openxmlformats.org/drawingml/2006/picture">
                 <pic:pic>
                   <pic:nvPicPr>
-                    <pic:cNvPr id="0" name="image4.png"/>
+                    <pic:cNvPr id="0" name="image6.png"/>
                     <pic:cNvPicPr preferRelativeResize="0"/>
                   </pic:nvPicPr>
                   <pic:blipFill>
@@ -619,12 +619,12 @@
           <wp:inline distB="114300" distT="114300" distL="114300" distR="114300">
             <wp:extent cx="5857875" cy="2428875"/>
             <wp:effectExtent b="0" l="0" r="0" t="0"/>
-            <wp:docPr id="8" name="image8.png"/>
+            <wp:docPr id="8" name="image4.png"/>
             <a:graphic>
               <a:graphicData uri="http://schemas.openxmlformats.org/drawingml/2006/picture">
                 <pic:pic>
                   <pic:nvPicPr>
-                    <pic:cNvPr id="0" name="image8.png"/>
+                    <pic:cNvPr id="0" name="image4.png"/>
                     <pic:cNvPicPr preferRelativeResize="0"/>
                   </pic:nvPicPr>
                   <pic:blipFill>
@@ -870,12 +870,12 @@
           <wp:inline distB="114300" distT="114300" distL="114300" distR="114300">
             <wp:extent cx="5895975" cy="1619250"/>
             <wp:effectExtent b="0" l="0" r="0" t="0"/>
-            <wp:docPr id="7" name="image6.png"/>
+            <wp:docPr id="7" name="image7.png"/>
             <a:graphic>
               <a:graphicData uri="http://schemas.openxmlformats.org/drawingml/2006/picture">
                 <pic:pic>
                   <pic:nvPicPr>
-                    <pic:cNvPr id="0" name="image6.png"/>
+                    <pic:cNvPr id="0" name="image7.png"/>
                     <pic:cNvPicPr preferRelativeResize="0"/>
                   </pic:nvPicPr>
                   <pic:blipFill>
@@ -997,12 +997,12 @@
           <wp:inline distB="114300" distT="114300" distL="114300" distR="114300">
             <wp:extent cx="5886450" cy="2447925"/>
             <wp:effectExtent b="0" l="0" r="0" t="0"/>
-            <wp:docPr id="9" name="image9.png"/>
+            <wp:docPr id="10" name="image10.png"/>
             <a:graphic>
               <a:graphicData uri="http://schemas.openxmlformats.org/drawingml/2006/picture">
                 <pic:pic>
                   <pic:nvPicPr>
-                    <pic:cNvPr id="0" name="image9.png"/>
+                    <pic:cNvPr id="0" name="image10.png"/>
                     <pic:cNvPicPr preferRelativeResize="0"/>
                   </pic:nvPicPr>
                   <pic:blipFill>
@@ -1108,12 +1108,12 @@
           <wp:inline distB="114300" distT="114300" distL="114300" distR="114300">
             <wp:extent cx="5876925" cy="2447925"/>
             <wp:effectExtent b="0" l="0" r="0" t="0"/>
-            <wp:docPr id="3" name="image10.png"/>
+            <wp:docPr id="3" name="image1.png"/>
             <a:graphic>
               <a:graphicData uri="http://schemas.openxmlformats.org/drawingml/2006/picture">
                 <pic:pic>
                   <pic:nvPicPr>
-                    <pic:cNvPr id="0" name="image10.png"/>
+                    <pic:cNvPr id="0" name="image1.png"/>
                     <pic:cNvPicPr preferRelativeResize="0"/>
                   </pic:nvPicPr>
                   <pic:blipFill>
@@ -1370,12 +1370,12 @@
           <wp:inline distB="114300" distT="114300" distL="114300" distR="114300">
             <wp:extent cx="5943600" cy="1790700"/>
             <wp:effectExtent b="0" l="0" r="0" t="0"/>
-            <wp:docPr id="2" name="image5.png"/>
+            <wp:docPr id="2" name="image11.png"/>
             <a:graphic>
               <a:graphicData uri="http://schemas.openxmlformats.org/drawingml/2006/picture">
                 <pic:pic>
                   <pic:nvPicPr>
-                    <pic:cNvPr id="0" name="image5.png"/>
+                    <pic:cNvPr id="0" name="image11.png"/>
                     <pic:cNvPicPr preferRelativeResize="0"/>
                   </pic:nvPicPr>
                   <pic:blipFill>
@@ -1477,12 +1477,12 @@
           <wp:inline distB="114300" distT="114300" distL="114300" distR="114300">
             <wp:extent cx="5943600" cy="1625600"/>
             <wp:effectExtent b="0" l="0" r="0" t="0"/>
-            <wp:docPr id="10" name="image1.png"/>
+            <wp:docPr id="11" name="image8.png"/>
             <a:graphic>
               <a:graphicData uri="http://schemas.openxmlformats.org/drawingml/2006/picture">
                 <pic:pic>
                   <pic:nvPicPr>
-                    <pic:cNvPr id="0" name="image1.png"/>
+                    <pic:cNvPr id="0" name="image8.png"/>
                     <pic:cNvPicPr preferRelativeResize="0"/>
                   </pic:nvPicPr>
                   <pic:blipFill>
@@ -1584,12 +1584,12 @@
           <wp:inline distB="114300" distT="114300" distL="114300" distR="114300">
             <wp:extent cx="5943600" cy="1320800"/>
             <wp:effectExtent b="0" l="0" r="0" t="0"/>
-            <wp:docPr id="6" name="image3.png"/>
+            <wp:docPr id="6" name="image9.png"/>
             <a:graphic>
               <a:graphicData uri="http://schemas.openxmlformats.org/drawingml/2006/picture">
                 <pic:pic>
                   <pic:nvPicPr>
-                    <pic:cNvPr id="0" name="image3.png"/>
+                    <pic:cNvPr id="0" name="image9.png"/>
                     <pic:cNvPicPr preferRelativeResize="0"/>
                   </pic:nvPicPr>
                   <pic:blipFill>
@@ -1691,12 +1691,12 @@
           <wp:inline distB="114300" distT="114300" distL="114300" distR="114300">
             <wp:extent cx="5943600" cy="850900"/>
             <wp:effectExtent b="0" l="0" r="0" t="0"/>
-            <wp:docPr id="11" name="image11.png"/>
+            <wp:docPr id="12" name="image12.png"/>
             <a:graphic>
               <a:graphicData uri="http://schemas.openxmlformats.org/drawingml/2006/picture">
                 <pic:pic>
                   <pic:nvPicPr>
-                    <pic:cNvPr id="0" name="image11.png"/>
+                    <pic:cNvPr id="0" name="image12.png"/>
                     <pic:cNvPicPr preferRelativeResize="0"/>
                   </pic:nvPicPr>
                   <pic:blipFill>
@@ -1803,8 +1803,170 @@
         </w:rPr>
       </w:r>
     </w:p>
+    <w:p>
+      <w:pPr>
+        <w:jc w:val="center"/>
+        <w:rPr>
+          <w:rFonts w:ascii="Times New Roman" w:cs="Times New Roman" w:eastAsia="Times New Roman" w:hAnsi="Times New Roman"/>
+          <w:b w:val="1"/>
+          <w:bCs w:val="1"/>
+          <w:sz w:val="28"/>
+          <w:szCs w:val="28"/>
+        </w:rPr>
+      </w:pPr>
+      <w:r>
+        <w:rPr>
+          <w:rFonts w:ascii="Times New Roman" w:cs="Times New Roman" w:eastAsia="Times New Roman" w:hAnsi="Times New Roman"/>
+          <w:b w:val="1"/>
+          <w:bCs w:val="1"/>
+          <w:sz w:val="28"/>
+          <w:szCs w:val="28"/>
+          <w:rtl w:val="0"/>
+        </w:rPr>
+        <w:t xml:space="preserve">Тема №4: Виняткові ситуації</w:t>
+      </w:r>
+    </w:p>
+    <w:p>
+      <w:pPr>
+        <w:jc w:val="both"/>
+        <w:rPr>
+          <w:rFonts w:ascii="Times New Roman" w:cs="Times New Roman" w:eastAsia="Times New Roman" w:hAnsi="Times New Roman"/>
+          <w:sz w:val="28"/>
+          <w:szCs w:val="28"/>
+        </w:rPr>
+      </w:pPr>
+      <w:r>
+        <w:rPr>
+          <w:rFonts w:ascii="Times New Roman" w:cs="Times New Roman" w:eastAsia="Times New Roman" w:hAnsi="Times New Roman"/>
+          <w:sz w:val="28"/>
+          <w:szCs w:val="28"/>
+          <w:rtl w:val="0"/>
+        </w:rPr>
+        <w:t xml:space="preserve">Завдання 1:</w:t>
+      </w:r>
+    </w:p>
+    <w:p>
+      <w:pPr>
+        <w:jc w:val="both"/>
+        <w:rPr>
+          <w:rFonts w:ascii="Times New Roman" w:cs="Times New Roman" w:eastAsia="Times New Roman" w:hAnsi="Times New Roman"/>
+          <w:sz w:val="28"/>
+          <w:szCs w:val="28"/>
+        </w:rPr>
+      </w:pPr>
+      <w:r>
+        <w:rPr>
+          <w:rFonts w:ascii="Times New Roman" w:cs="Times New Roman" w:eastAsia="Times New Roman" w:hAnsi="Times New Roman"/>
+          <w:sz w:val="28"/>
+          <w:szCs w:val="28"/>
+          <w:rtl w:val="0"/>
+        </w:rPr>
+        <w:t xml:space="preserve">Програму калькулятора було доповнено конструкціями для виняткових випадків, щоб запобігти введення некоректних даних. Результат:</w:t>
+        <w:br w:type="textWrapping"/>
+      </w:r>
+      <w:r>
+        <w:rPr>
+          <w:rFonts w:ascii="Times New Roman" w:cs="Times New Roman" w:eastAsia="Times New Roman" w:hAnsi="Times New Roman"/>
+          <w:sz w:val="28"/>
+          <w:szCs w:val="28"/>
+        </w:rPr>
+        <w:drawing>
+          <wp:inline distB="114300" distT="114300" distL="114300" distR="114300">
+            <wp:extent cx="5791200" cy="3381375"/>
+            <wp:effectExtent b="0" l="0" r="0" t="0"/>
+            <wp:docPr id="9" name="image5.png"/>
+            <a:graphic>
+              <a:graphicData uri="http://schemas.openxmlformats.org/drawingml/2006/picture">
+                <pic:pic>
+                  <pic:nvPicPr>
+                    <pic:cNvPr id="0" name="image5.png"/>
+                    <pic:cNvPicPr preferRelativeResize="0"/>
+                  </pic:nvPicPr>
+                  <pic:blipFill>
+                    <a:blip r:embed="rId21"/>
+                    <a:srcRect b="0" l="0" r="0" t="0"/>
+                    <a:stretch>
+                      <a:fillRect/>
+                    </a:stretch>
+                  </pic:blipFill>
+                  <pic:spPr>
+                    <a:xfrm>
+                      <a:off x="0" y="0"/>
+                      <a:ext cx="5791200" cy="3381375"/>
+                    </a:xfrm>
+                    <a:prstGeom prst="rect"/>
+                    <a:ln/>
+                  </pic:spPr>
+                </pic:pic>
+              </a:graphicData>
+            </a:graphic>
+          </wp:inline>
+        </w:drawing>
+      </w:r>
+      <w:r>
+        <w:rPr>
+          <w:rtl w:val="0"/>
+        </w:rPr>
+      </w:r>
+    </w:p>
+    <w:p>
+      <w:pPr>
+        <w:jc w:val="both"/>
+        <w:rPr>
+          <w:rFonts w:ascii="Times New Roman" w:cs="Times New Roman" w:eastAsia="Times New Roman" w:hAnsi="Times New Roman"/>
+          <w:sz w:val="28"/>
+          <w:szCs w:val="28"/>
+        </w:rPr>
+      </w:pPr>
+      <w:r>
+        <w:rPr>
+          <w:rFonts w:ascii="Times New Roman" w:cs="Times New Roman" w:eastAsia="Times New Roman" w:hAnsi="Times New Roman"/>
+          <w:sz w:val="28"/>
+          <w:szCs w:val="28"/>
+          <w:rtl w:val="0"/>
+        </w:rPr>
+        <w:t xml:space="preserve">Код з теми:</w:t>
+      </w:r>
+    </w:p>
+    <w:p>
+      <w:pPr>
+        <w:jc w:val="both"/>
+        <w:rPr>
+          <w:rFonts w:ascii="Times New Roman" w:cs="Times New Roman" w:eastAsia="Times New Roman" w:hAnsi="Times New Roman"/>
+          <w:sz w:val="28"/>
+          <w:szCs w:val="28"/>
+        </w:rPr>
+      </w:pPr>
+      <w:hyperlink r:id="rId22">
+        <w:r>
+          <w:rPr>
+            <w:rFonts w:ascii="Times New Roman" w:cs="Times New Roman" w:eastAsia="Times New Roman" w:hAnsi="Times New Roman"/>
+            <w:color w:val="1155cc"/>
+            <w:sz w:val="28"/>
+            <w:szCs w:val="28"/>
+            <w:u w:val="single"/>
+            <w:rtl w:val="0"/>
+          </w:rPr>
+          <w:t xml:space="preserve">https://github.com/dima648228/ProgrammingTechnologiesCS252-Vyshniak/tree/main/topic_0</w:t>
+        </w:r>
+      </w:hyperlink>
+      <w:r>
+        <w:rPr>
+          <w:rFonts w:ascii="Times New Roman" w:cs="Times New Roman" w:eastAsia="Times New Roman" w:hAnsi="Times New Roman"/>
+          <w:sz w:val="28"/>
+          <w:szCs w:val="28"/>
+          <w:rtl w:val="0"/>
+        </w:rPr>
+        <w:t xml:space="preserve">4</w:t>
+      </w:r>
+      <w:r>
+        <w:rPr>
+          <w:rtl w:val="0"/>
+        </w:rPr>
+      </w:r>
+    </w:p>
     <w:sectPr>
-      <w:headerReference r:id="rId21" w:type="default"/>
+      <w:headerReference r:id="rId23" w:type="default"/>
       <w:pgSz w:h="15840" w:w="12240" w:orient="portrait"/>
       <w:pgMar w:bottom="1440" w:top="1440" w:left="1440" w:right="1440" w:header="720" w:footer="720"/>
       <w:pgNumType w:start="1"/>

--- a/TopicSummary.docx
+++ b/TopicSummary.docx
@@ -306,12 +306,12 @@
           <wp:inline distB="114300" distT="114300" distL="114300" distR="114300">
             <wp:extent cx="5876925" cy="542925"/>
             <wp:effectExtent b="0" l="0" r="0" t="0"/>
-            <wp:docPr id="4" name="image3.png"/>
+            <wp:docPr id="6" name="image7.png"/>
             <a:graphic>
               <a:graphicData uri="http://schemas.openxmlformats.org/drawingml/2006/picture">
                 <pic:pic>
                   <pic:nvPicPr>
-                    <pic:cNvPr id="0" name="image3.png"/>
+                    <pic:cNvPr id="0" name="image7.png"/>
                     <pic:cNvPicPr preferRelativeResize="0"/>
                   </pic:nvPicPr>
                   <pic:blipFill>
@@ -417,12 +417,12 @@
           <wp:inline distB="114300" distT="114300" distL="114300" distR="114300">
             <wp:extent cx="1885950" cy="1447800"/>
             <wp:effectExtent b="0" l="0" r="0" t="0"/>
-            <wp:docPr id="5" name="image6.png"/>
+            <wp:docPr id="7" name="image4.png"/>
             <a:graphic>
               <a:graphicData uri="http://schemas.openxmlformats.org/drawingml/2006/picture">
                 <pic:pic>
                   <pic:nvPicPr>
-                    <pic:cNvPr id="0" name="image6.png"/>
+                    <pic:cNvPr id="0" name="image4.png"/>
                     <pic:cNvPicPr preferRelativeResize="0"/>
                   </pic:nvPicPr>
                   <pic:blipFill>
@@ -508,12 +508,12 @@
           <wp:inline distB="114300" distT="114300" distL="114300" distR="114300">
             <wp:extent cx="5867400" cy="1343025"/>
             <wp:effectExtent b="0" l="0" r="0" t="0"/>
-            <wp:docPr id="1" name="image2.png"/>
+            <wp:docPr id="2" name="image5.png"/>
             <a:graphic>
               <a:graphicData uri="http://schemas.openxmlformats.org/drawingml/2006/picture">
                 <pic:pic>
                   <pic:nvPicPr>
-                    <pic:cNvPr id="0" name="image2.png"/>
+                    <pic:cNvPr id="0" name="image5.png"/>
                     <pic:cNvPicPr preferRelativeResize="0"/>
                   </pic:nvPicPr>
                   <pic:blipFill>
@@ -619,12 +619,12 @@
           <wp:inline distB="114300" distT="114300" distL="114300" distR="114300">
             <wp:extent cx="5857875" cy="2428875"/>
             <wp:effectExtent b="0" l="0" r="0" t="0"/>
-            <wp:docPr id="8" name="image4.png"/>
+            <wp:docPr id="11" name="image9.png"/>
             <a:graphic>
               <a:graphicData uri="http://schemas.openxmlformats.org/drawingml/2006/picture">
                 <pic:pic>
                   <pic:nvPicPr>
-                    <pic:cNvPr id="0" name="image4.png"/>
+                    <pic:cNvPr id="0" name="image9.png"/>
                     <pic:cNvPicPr preferRelativeResize="0"/>
                   </pic:nvPicPr>
                   <pic:blipFill>
@@ -870,12 +870,12 @@
           <wp:inline distB="114300" distT="114300" distL="114300" distR="114300">
             <wp:extent cx="5895975" cy="1619250"/>
             <wp:effectExtent b="0" l="0" r="0" t="0"/>
-            <wp:docPr id="7" name="image7.png"/>
+            <wp:docPr id="9" name="image8.png"/>
             <a:graphic>
               <a:graphicData uri="http://schemas.openxmlformats.org/drawingml/2006/picture">
                 <pic:pic>
                   <pic:nvPicPr>
-                    <pic:cNvPr id="0" name="image7.png"/>
+                    <pic:cNvPr id="0" name="image8.png"/>
                     <pic:cNvPicPr preferRelativeResize="0"/>
                   </pic:nvPicPr>
                   <pic:blipFill>
@@ -997,12 +997,12 @@
           <wp:inline distB="114300" distT="114300" distL="114300" distR="114300">
             <wp:extent cx="5886450" cy="2447925"/>
             <wp:effectExtent b="0" l="0" r="0" t="0"/>
-            <wp:docPr id="10" name="image10.png"/>
+            <wp:docPr id="13" name="image15.png"/>
             <a:graphic>
               <a:graphicData uri="http://schemas.openxmlformats.org/drawingml/2006/picture">
                 <pic:pic>
                   <pic:nvPicPr>
-                    <pic:cNvPr id="0" name="image10.png"/>
+                    <pic:cNvPr id="0" name="image15.png"/>
                     <pic:cNvPicPr preferRelativeResize="0"/>
                   </pic:nvPicPr>
                   <pic:blipFill>
@@ -1108,12 +1108,12 @@
           <wp:inline distB="114300" distT="114300" distL="114300" distR="114300">
             <wp:extent cx="5876925" cy="2447925"/>
             <wp:effectExtent b="0" l="0" r="0" t="0"/>
-            <wp:docPr id="3" name="image1.png"/>
+            <wp:docPr id="5" name="image11.png"/>
             <a:graphic>
               <a:graphicData uri="http://schemas.openxmlformats.org/drawingml/2006/picture">
                 <pic:pic>
                   <pic:nvPicPr>
-                    <pic:cNvPr id="0" name="image1.png"/>
+                    <pic:cNvPr id="0" name="image11.png"/>
                     <pic:cNvPicPr preferRelativeResize="0"/>
                   </pic:nvPicPr>
                   <pic:blipFill>
@@ -1370,12 +1370,12 @@
           <wp:inline distB="114300" distT="114300" distL="114300" distR="114300">
             <wp:extent cx="5943600" cy="1790700"/>
             <wp:effectExtent b="0" l="0" r="0" t="0"/>
-            <wp:docPr id="2" name="image11.png"/>
+            <wp:docPr id="4" name="image13.png"/>
             <a:graphic>
               <a:graphicData uri="http://schemas.openxmlformats.org/drawingml/2006/picture">
                 <pic:pic>
                   <pic:nvPicPr>
-                    <pic:cNvPr id="0" name="image11.png"/>
+                    <pic:cNvPr id="0" name="image13.png"/>
                     <pic:cNvPicPr preferRelativeResize="0"/>
                   </pic:nvPicPr>
                   <pic:blipFill>
@@ -1477,12 +1477,12 @@
           <wp:inline distB="114300" distT="114300" distL="114300" distR="114300">
             <wp:extent cx="5943600" cy="1625600"/>
             <wp:effectExtent b="0" l="0" r="0" t="0"/>
-            <wp:docPr id="11" name="image8.png"/>
+            <wp:docPr id="14" name="image14.png"/>
             <a:graphic>
               <a:graphicData uri="http://schemas.openxmlformats.org/drawingml/2006/picture">
                 <pic:pic>
                   <pic:nvPicPr>
-                    <pic:cNvPr id="0" name="image8.png"/>
+                    <pic:cNvPr id="0" name="image14.png"/>
                     <pic:cNvPicPr preferRelativeResize="0"/>
                   </pic:nvPicPr>
                   <pic:blipFill>
@@ -1584,12 +1584,12 @@
           <wp:inline distB="114300" distT="114300" distL="114300" distR="114300">
             <wp:extent cx="5943600" cy="1320800"/>
             <wp:effectExtent b="0" l="0" r="0" t="0"/>
-            <wp:docPr id="6" name="image9.png"/>
+            <wp:docPr id="8" name="image12.png"/>
             <a:graphic>
               <a:graphicData uri="http://schemas.openxmlformats.org/drawingml/2006/picture">
                 <pic:pic>
                   <pic:nvPicPr>
-                    <pic:cNvPr id="0" name="image9.png"/>
+                    <pic:cNvPr id="0" name="image12.png"/>
                     <pic:cNvPicPr preferRelativeResize="0"/>
                   </pic:nvPicPr>
                   <pic:blipFill>
@@ -1691,12 +1691,12 @@
           <wp:inline distB="114300" distT="114300" distL="114300" distR="114300">
             <wp:extent cx="5943600" cy="850900"/>
             <wp:effectExtent b="0" l="0" r="0" t="0"/>
-            <wp:docPr id="12" name="image12.png"/>
+            <wp:docPr id="16" name="image16.png"/>
             <a:graphic>
               <a:graphicData uri="http://schemas.openxmlformats.org/drawingml/2006/picture">
                 <pic:pic>
                   <pic:nvPicPr>
-                    <pic:cNvPr id="0" name="image12.png"/>
+                    <pic:cNvPr id="0" name="image16.png"/>
                     <pic:cNvPicPr preferRelativeResize="0"/>
                   </pic:nvPicPr>
                   <pic:blipFill>
@@ -1874,12 +1874,12 @@
           <wp:inline distB="114300" distT="114300" distL="114300" distR="114300">
             <wp:extent cx="5791200" cy="3381375"/>
             <wp:effectExtent b="0" l="0" r="0" t="0"/>
-            <wp:docPr id="9" name="image5.png"/>
+            <wp:docPr id="12" name="image10.png"/>
             <a:graphic>
               <a:graphicData uri="http://schemas.openxmlformats.org/drawingml/2006/picture">
                 <pic:pic>
                   <pic:nvPicPr>
-                    <pic:cNvPr id="0" name="image5.png"/>
+                    <pic:cNvPr id="0" name="image10.png"/>
                     <pic:cNvPicPr preferRelativeResize="0"/>
                   </pic:nvPicPr>
                   <pic:blipFill>
@@ -1947,18 +1947,439 @@
             <w:u w:val="single"/>
             <w:rtl w:val="0"/>
           </w:rPr>
-          <w:t xml:space="preserve">https://github.com/dima648228/ProgrammingTechnologiesCS252-Vyshniak/tree/main/topic_0</w:t>
+          <w:t xml:space="preserve">https://github.com/dima648228/ProgrammingTechnologiesCS252-Vyshniak/tree/main/topic_04</w:t>
         </w:r>
       </w:hyperlink>
       <w:r>
         <w:rPr>
-          <w:rFonts w:ascii="Times New Roman" w:cs="Times New Roman" w:eastAsia="Times New Roman" w:hAnsi="Times New Roman"/>
-          <w:sz w:val="28"/>
-          <w:szCs w:val="28"/>
-          <w:rtl w:val="0"/>
-        </w:rPr>
-        <w:t xml:space="preserve">4</w:t>
-      </w:r>
+          <w:rtl w:val="0"/>
+        </w:rPr>
+      </w:r>
+    </w:p>
+    <w:p>
+      <w:pPr>
+        <w:jc w:val="both"/>
+        <w:rPr>
+          <w:rFonts w:ascii="Times New Roman" w:cs="Times New Roman" w:eastAsia="Times New Roman" w:hAnsi="Times New Roman"/>
+          <w:sz w:val="28"/>
+          <w:szCs w:val="28"/>
+        </w:rPr>
+      </w:pPr>
+      <w:r>
+        <w:rPr>
+          <w:rtl w:val="0"/>
+        </w:rPr>
+      </w:r>
+    </w:p>
+    <w:p>
+      <w:pPr>
+        <w:jc w:val="center"/>
+        <w:rPr>
+          <w:rFonts w:ascii="Times New Roman" w:cs="Times New Roman" w:eastAsia="Times New Roman" w:hAnsi="Times New Roman"/>
+          <w:b w:val="1"/>
+          <w:bCs w:val="1"/>
+          <w:sz w:val="28"/>
+          <w:szCs w:val="28"/>
+        </w:rPr>
+      </w:pPr>
+      <w:r>
+        <w:rPr>
+          <w:rFonts w:ascii="Times New Roman" w:cs="Times New Roman" w:eastAsia="Times New Roman" w:hAnsi="Times New Roman"/>
+          <w:b w:val="1"/>
+          <w:bCs w:val="1"/>
+          <w:sz w:val="28"/>
+          <w:szCs w:val="28"/>
+          <w:rtl w:val="0"/>
+        </w:rPr>
+        <w:t xml:space="preserve">Тема №5: Бібліотеки</w:t>
+      </w:r>
+    </w:p>
+    <w:p>
+      <w:pPr>
+        <w:jc w:val="both"/>
+        <w:rPr>
+          <w:rFonts w:ascii="Times New Roman" w:cs="Times New Roman" w:eastAsia="Times New Roman" w:hAnsi="Times New Roman"/>
+          <w:sz w:val="28"/>
+          <w:szCs w:val="28"/>
+        </w:rPr>
+      </w:pPr>
+      <w:r>
+        <w:rPr>
+          <w:rFonts w:ascii="Times New Roman" w:cs="Times New Roman" w:eastAsia="Times New Roman" w:hAnsi="Times New Roman"/>
+          <w:sz w:val="28"/>
+          <w:szCs w:val="28"/>
+          <w:rtl w:val="0"/>
+        </w:rPr>
+        <w:t xml:space="preserve">Завдання 1:</w:t>
+      </w:r>
+    </w:p>
+    <w:p>
+      <w:pPr>
+        <w:jc w:val="both"/>
+        <w:rPr>
+          <w:rFonts w:ascii="Times New Roman" w:cs="Times New Roman" w:eastAsia="Times New Roman" w:hAnsi="Times New Roman"/>
+          <w:sz w:val="28"/>
+          <w:szCs w:val="28"/>
+        </w:rPr>
+      </w:pPr>
+      <w:r>
+        <w:rPr>
+          <w:rFonts w:ascii="Times New Roman" w:cs="Times New Roman" w:eastAsia="Times New Roman" w:hAnsi="Times New Roman"/>
+          <w:sz w:val="28"/>
+          <w:szCs w:val="28"/>
+          <w:rtl w:val="0"/>
+        </w:rPr>
+        <w:t xml:space="preserve">Реалізовано гру камінь, ножиці, папір. Результат:</w:t>
+      </w:r>
+      <w:r>
+        <w:rPr>
+          <w:rFonts w:ascii="Times New Roman" w:cs="Times New Roman" w:eastAsia="Times New Roman" w:hAnsi="Times New Roman"/>
+          <w:sz w:val="28"/>
+          <w:szCs w:val="28"/>
+        </w:rPr>
+        <w:drawing>
+          <wp:inline distB="114300" distT="114300" distL="114300" distR="114300">
+            <wp:extent cx="5943600" cy="2476500"/>
+            <wp:effectExtent b="0" l="0" r="0" t="0"/>
+            <wp:docPr id="3" name="image3.png"/>
+            <a:graphic>
+              <a:graphicData uri="http://schemas.openxmlformats.org/drawingml/2006/picture">
+                <pic:pic>
+                  <pic:nvPicPr>
+                    <pic:cNvPr id="0" name="image3.png"/>
+                    <pic:cNvPicPr preferRelativeResize="0"/>
+                  </pic:nvPicPr>
+                  <pic:blipFill>
+                    <a:blip r:embed="rId23"/>
+                    <a:srcRect b="0" l="0" r="0" t="0"/>
+                    <a:stretch>
+                      <a:fillRect/>
+                    </a:stretch>
+                  </pic:blipFill>
+                  <pic:spPr>
+                    <a:xfrm>
+                      <a:off x="0" y="0"/>
+                      <a:ext cx="5943600" cy="2476500"/>
+                    </a:xfrm>
+                    <a:prstGeom prst="rect"/>
+                    <a:ln/>
+                  </pic:spPr>
+                </pic:pic>
+              </a:graphicData>
+            </a:graphic>
+          </wp:inline>
+        </w:drawing>
+      </w:r>
+      <w:r>
+        <w:rPr>
+          <w:rtl w:val="0"/>
+        </w:rPr>
+      </w:r>
+    </w:p>
+    <w:p>
+      <w:pPr>
+        <w:jc w:val="both"/>
+        <w:rPr>
+          <w:rFonts w:ascii="Times New Roman" w:cs="Times New Roman" w:eastAsia="Times New Roman" w:hAnsi="Times New Roman"/>
+          <w:sz w:val="28"/>
+          <w:szCs w:val="28"/>
+        </w:rPr>
+      </w:pPr>
+      <w:r>
+        <w:rPr>
+          <w:rtl w:val="0"/>
+        </w:rPr>
+      </w:r>
+    </w:p>
+    <w:p>
+      <w:pPr>
+        <w:jc w:val="both"/>
+        <w:rPr>
+          <w:rFonts w:ascii="Times New Roman" w:cs="Times New Roman" w:eastAsia="Times New Roman" w:hAnsi="Times New Roman"/>
+          <w:sz w:val="28"/>
+          <w:szCs w:val="28"/>
+        </w:rPr>
+      </w:pPr>
+      <w:r>
+        <w:rPr>
+          <w:rFonts w:ascii="Times New Roman" w:cs="Times New Roman" w:eastAsia="Times New Roman" w:hAnsi="Times New Roman"/>
+          <w:sz w:val="28"/>
+          <w:szCs w:val="28"/>
+          <w:rtl w:val="0"/>
+        </w:rPr>
+        <w:t xml:space="preserve">Завдання 2:</w:t>
+      </w:r>
+    </w:p>
+    <w:p>
+      <w:pPr>
+        <w:jc w:val="both"/>
+        <w:rPr>
+          <w:rFonts w:ascii="Times New Roman" w:cs="Times New Roman" w:eastAsia="Times New Roman" w:hAnsi="Times New Roman"/>
+          <w:sz w:val="28"/>
+          <w:szCs w:val="28"/>
+        </w:rPr>
+      </w:pPr>
+      <w:r>
+        <w:rPr>
+          <w:rFonts w:ascii="Times New Roman" w:cs="Times New Roman" w:eastAsia="Times New Roman" w:hAnsi="Times New Roman"/>
+          <w:sz w:val="28"/>
+          <w:szCs w:val="28"/>
+          <w:rtl w:val="0"/>
+        </w:rPr>
+        <w:t xml:space="preserve">Реалізовано програму для конвертації валют, яка вміє працювати з валютами USD, EUR та PLN. Результат:</w:t>
+        <w:br w:type="textWrapping"/>
+      </w:r>
+      <w:r>
+        <w:rPr>
+          <w:rFonts w:ascii="Times New Roman" w:cs="Times New Roman" w:eastAsia="Times New Roman" w:hAnsi="Times New Roman"/>
+          <w:sz w:val="28"/>
+          <w:szCs w:val="28"/>
+        </w:rPr>
+        <w:drawing>
+          <wp:inline distB="114300" distT="114300" distL="114300" distR="114300">
+            <wp:extent cx="5943600" cy="2501900"/>
+            <wp:effectExtent b="0" l="0" r="0" t="0"/>
+            <wp:docPr id="10" name="image2.png"/>
+            <a:graphic>
+              <a:graphicData uri="http://schemas.openxmlformats.org/drawingml/2006/picture">
+                <pic:pic>
+                  <pic:nvPicPr>
+                    <pic:cNvPr id="0" name="image2.png"/>
+                    <pic:cNvPicPr preferRelativeResize="0"/>
+                  </pic:nvPicPr>
+                  <pic:blipFill>
+                    <a:blip r:embed="rId24"/>
+                    <a:srcRect b="0" l="0" r="0" t="0"/>
+                    <a:stretch>
+                      <a:fillRect/>
+                    </a:stretch>
+                  </pic:blipFill>
+                  <pic:spPr>
+                    <a:xfrm>
+                      <a:off x="0" y="0"/>
+                      <a:ext cx="5943600" cy="2501900"/>
+                    </a:xfrm>
+                    <a:prstGeom prst="rect"/>
+                    <a:ln/>
+                  </pic:spPr>
+                </pic:pic>
+              </a:graphicData>
+            </a:graphic>
+          </wp:inline>
+        </w:drawing>
+      </w:r>
+      <w:r>
+        <w:rPr>
+          <w:rtl w:val="0"/>
+        </w:rPr>
+      </w:r>
+    </w:p>
+    <w:p>
+      <w:pPr>
+        <w:jc w:val="both"/>
+        <w:rPr>
+          <w:rFonts w:ascii="Times New Roman" w:cs="Times New Roman" w:eastAsia="Times New Roman" w:hAnsi="Times New Roman"/>
+          <w:sz w:val="28"/>
+          <w:szCs w:val="28"/>
+        </w:rPr>
+      </w:pPr>
+      <w:r>
+        <w:rPr>
+          <w:rtl w:val="0"/>
+        </w:rPr>
+      </w:r>
+    </w:p>
+    <w:p>
+      <w:pPr>
+        <w:jc w:val="both"/>
+        <w:rPr>
+          <w:rFonts w:ascii="Times New Roman" w:cs="Times New Roman" w:eastAsia="Times New Roman" w:hAnsi="Times New Roman"/>
+          <w:sz w:val="28"/>
+          <w:szCs w:val="28"/>
+        </w:rPr>
+      </w:pPr>
+      <w:r>
+        <w:rPr>
+          <w:rFonts w:ascii="Times New Roman" w:cs="Times New Roman" w:eastAsia="Times New Roman" w:hAnsi="Times New Roman"/>
+          <w:sz w:val="28"/>
+          <w:szCs w:val="28"/>
+          <w:rtl w:val="0"/>
+        </w:rPr>
+        <w:t xml:space="preserve">Завдання 3:</w:t>
+        <w:br w:type="textWrapping"/>
+        <w:t xml:space="preserve">Функції калькулятора було винесено у окремі файли functions та operations. Результат:</w:t>
+      </w:r>
+    </w:p>
+    <w:p>
+      <w:pPr>
+        <w:jc w:val="both"/>
+        <w:rPr>
+          <w:rFonts w:ascii="Times New Roman" w:cs="Times New Roman" w:eastAsia="Times New Roman" w:hAnsi="Times New Roman"/>
+          <w:sz w:val="28"/>
+          <w:szCs w:val="28"/>
+        </w:rPr>
+      </w:pPr>
+      <w:r>
+        <w:rPr>
+          <w:rFonts w:ascii="Times New Roman" w:cs="Times New Roman" w:eastAsia="Times New Roman" w:hAnsi="Times New Roman"/>
+          <w:sz w:val="28"/>
+          <w:szCs w:val="28"/>
+        </w:rPr>
+        <w:drawing>
+          <wp:inline distB="114300" distT="114300" distL="114300" distR="114300">
+            <wp:extent cx="2838450" cy="1057275"/>
+            <wp:effectExtent b="0" l="0" r="0" t="0"/>
+            <wp:docPr id="1" name="image1.png"/>
+            <a:graphic>
+              <a:graphicData uri="http://schemas.openxmlformats.org/drawingml/2006/picture">
+                <pic:pic>
+                  <pic:nvPicPr>
+                    <pic:cNvPr id="0" name="image1.png"/>
+                    <pic:cNvPicPr preferRelativeResize="0"/>
+                  </pic:nvPicPr>
+                  <pic:blipFill>
+                    <a:blip r:embed="rId25"/>
+                    <a:srcRect b="0" l="0" r="0" t="0"/>
+                    <a:stretch>
+                      <a:fillRect/>
+                    </a:stretch>
+                  </pic:blipFill>
+                  <pic:spPr>
+                    <a:xfrm>
+                      <a:off x="0" y="0"/>
+                      <a:ext cx="2838450" cy="1057275"/>
+                    </a:xfrm>
+                    <a:prstGeom prst="rect"/>
+                    <a:ln/>
+                  </pic:spPr>
+                </pic:pic>
+              </a:graphicData>
+            </a:graphic>
+          </wp:inline>
+        </w:drawing>
+      </w:r>
+      <w:r>
+        <w:rPr>
+          <w:rtl w:val="0"/>
+        </w:rPr>
+      </w:r>
+    </w:p>
+    <w:p>
+      <w:pPr>
+        <w:jc w:val="both"/>
+        <w:rPr>
+          <w:rFonts w:ascii="Times New Roman" w:cs="Times New Roman" w:eastAsia="Times New Roman" w:hAnsi="Times New Roman"/>
+          <w:sz w:val="28"/>
+          <w:szCs w:val="28"/>
+        </w:rPr>
+      </w:pPr>
+      <w:r>
+        <w:rPr>
+          <w:rFonts w:ascii="Times New Roman" w:cs="Times New Roman" w:eastAsia="Times New Roman" w:hAnsi="Times New Roman"/>
+          <w:sz w:val="28"/>
+          <w:szCs w:val="28"/>
+        </w:rPr>
+        <w:drawing>
+          <wp:inline distB="114300" distT="114300" distL="114300" distR="114300">
+            <wp:extent cx="5943600" cy="1600200"/>
+            <wp:effectExtent b="0" l="0" r="0" t="0"/>
+            <wp:docPr id="15" name="image6.png"/>
+            <a:graphic>
+              <a:graphicData uri="http://schemas.openxmlformats.org/drawingml/2006/picture">
+                <pic:pic>
+                  <pic:nvPicPr>
+                    <pic:cNvPr id="0" name="image6.png"/>
+                    <pic:cNvPicPr preferRelativeResize="0"/>
+                  </pic:nvPicPr>
+                  <pic:blipFill>
+                    <a:blip r:embed="rId26"/>
+                    <a:srcRect b="0" l="0" r="0" t="0"/>
+                    <a:stretch>
+                      <a:fillRect/>
+                    </a:stretch>
+                  </pic:blipFill>
+                  <pic:spPr>
+                    <a:xfrm>
+                      <a:off x="0" y="0"/>
+                      <a:ext cx="5943600" cy="1600200"/>
+                    </a:xfrm>
+                    <a:prstGeom prst="rect"/>
+                    <a:ln/>
+                  </pic:spPr>
+                </pic:pic>
+              </a:graphicData>
+            </a:graphic>
+          </wp:inline>
+        </w:drawing>
+      </w:r>
+      <w:r>
+        <w:rPr>
+          <w:rtl w:val="0"/>
+        </w:rPr>
+      </w:r>
+    </w:p>
+    <w:p>
+      <w:pPr>
+        <w:jc w:val="both"/>
+        <w:rPr>
+          <w:rFonts w:ascii="Times New Roman" w:cs="Times New Roman" w:eastAsia="Times New Roman" w:hAnsi="Times New Roman"/>
+          <w:sz w:val="28"/>
+          <w:szCs w:val="28"/>
+        </w:rPr>
+      </w:pPr>
+      <w:r>
+        <w:rPr>
+          <w:rtl w:val="0"/>
+        </w:rPr>
+      </w:r>
+    </w:p>
+    <w:p>
+      <w:pPr>
+        <w:jc w:val="both"/>
+        <w:rPr>
+          <w:rFonts w:ascii="Times New Roman" w:cs="Times New Roman" w:eastAsia="Times New Roman" w:hAnsi="Times New Roman"/>
+          <w:sz w:val="28"/>
+          <w:szCs w:val="28"/>
+        </w:rPr>
+      </w:pPr>
+      <w:r>
+        <w:rPr>
+          <w:rtl w:val="0"/>
+        </w:rPr>
+      </w:r>
+    </w:p>
+    <w:p>
+      <w:pPr>
+        <w:jc w:val="both"/>
+        <w:rPr>
+          <w:rFonts w:ascii="Times New Roman" w:cs="Times New Roman" w:eastAsia="Times New Roman" w:hAnsi="Times New Roman"/>
+          <w:sz w:val="28"/>
+          <w:szCs w:val="28"/>
+        </w:rPr>
+      </w:pPr>
+      <w:r>
+        <w:rPr>
+          <w:rFonts w:ascii="Times New Roman" w:cs="Times New Roman" w:eastAsia="Times New Roman" w:hAnsi="Times New Roman"/>
+          <w:sz w:val="28"/>
+          <w:szCs w:val="28"/>
+          <w:rtl w:val="0"/>
+        </w:rPr>
+        <w:t xml:space="preserve">Код з теми:</w:t>
+        <w:br w:type="textWrapping"/>
+      </w:r>
+      <w:hyperlink r:id="rId27">
+        <w:r>
+          <w:rPr>
+            <w:rFonts w:ascii="Times New Roman" w:cs="Times New Roman" w:eastAsia="Times New Roman" w:hAnsi="Times New Roman"/>
+            <w:color w:val="1155cc"/>
+            <w:sz w:val="28"/>
+            <w:szCs w:val="28"/>
+            <w:u w:val="single"/>
+            <w:rtl w:val="0"/>
+          </w:rPr>
+          <w:t xml:space="preserve">https://github.com/dima648228/ProgrammingTechnologiesCS252-Vyshniak/tree/main/topic_05</w:t>
+        </w:r>
+      </w:hyperlink>
       <w:r>
         <w:rPr>
           <w:rtl w:val="0"/>
@@ -1966,7 +2387,7 @@
       </w:r>
     </w:p>
     <w:sectPr>
-      <w:headerReference r:id="rId23" w:type="default"/>
+      <w:headerReference r:id="rId28" w:type="default"/>
       <w:pgSz w:h="15840" w:w="12240" w:orient="portrait"/>
       <w:pgMar w:bottom="1440" w:top="1440" w:left="1440" w:right="1440" w:header="720" w:footer="720"/>
       <w:pgNumType w:start="1"/>

--- a/TopicSummary.docx
+++ b/TopicSummary.docx
@@ -306,12 +306,12 @@
           <wp:inline distB="114300" distT="114300" distL="114300" distR="114300">
             <wp:extent cx="5876925" cy="542925"/>
             <wp:effectExtent b="0" l="0" r="0" t="0"/>
-            <wp:docPr id="6" name="image7.png"/>
+            <wp:docPr id="17" name="image3.png"/>
             <a:graphic>
               <a:graphicData uri="http://schemas.openxmlformats.org/drawingml/2006/picture">
                 <pic:pic>
                   <pic:nvPicPr>
-                    <pic:cNvPr id="0" name="image7.png"/>
+                    <pic:cNvPr id="0" name="image3.png"/>
                     <pic:cNvPicPr preferRelativeResize="0"/>
                   </pic:nvPicPr>
                   <pic:blipFill>
@@ -417,12 +417,12 @@
           <wp:inline distB="114300" distT="114300" distL="114300" distR="114300">
             <wp:extent cx="1885950" cy="1447800"/>
             <wp:effectExtent b="0" l="0" r="0" t="0"/>
-            <wp:docPr id="7" name="image4.png"/>
+            <wp:docPr id="18" name="image8.png"/>
             <a:graphic>
               <a:graphicData uri="http://schemas.openxmlformats.org/drawingml/2006/picture">
                 <pic:pic>
                   <pic:nvPicPr>
-                    <pic:cNvPr id="0" name="image4.png"/>
+                    <pic:cNvPr id="0" name="image8.png"/>
                     <pic:cNvPicPr preferRelativeResize="0"/>
                   </pic:nvPicPr>
                   <pic:blipFill>
@@ -508,12 +508,12 @@
           <wp:inline distB="114300" distT="114300" distL="114300" distR="114300">
             <wp:extent cx="5867400" cy="1343025"/>
             <wp:effectExtent b="0" l="0" r="0" t="0"/>
-            <wp:docPr id="2" name="image5.png"/>
+            <wp:docPr id="14" name="image12.png"/>
             <a:graphic>
               <a:graphicData uri="http://schemas.openxmlformats.org/drawingml/2006/picture">
                 <pic:pic>
                   <pic:nvPicPr>
-                    <pic:cNvPr id="0" name="image5.png"/>
+                    <pic:cNvPr id="0" name="image12.png"/>
                     <pic:cNvPicPr preferRelativeResize="0"/>
                   </pic:nvPicPr>
                   <pic:blipFill>
@@ -619,12 +619,12 @@
           <wp:inline distB="114300" distT="114300" distL="114300" distR="114300">
             <wp:extent cx="5857875" cy="2428875"/>
             <wp:effectExtent b="0" l="0" r="0" t="0"/>
-            <wp:docPr id="11" name="image9.png"/>
+            <wp:docPr id="7" name="image13.png"/>
             <a:graphic>
               <a:graphicData uri="http://schemas.openxmlformats.org/drawingml/2006/picture">
                 <pic:pic>
                   <pic:nvPicPr>
-                    <pic:cNvPr id="0" name="image9.png"/>
+                    <pic:cNvPr id="0" name="image13.png"/>
                     <pic:cNvPicPr preferRelativeResize="0"/>
                   </pic:nvPicPr>
                   <pic:blipFill>
@@ -870,12 +870,12 @@
           <wp:inline distB="114300" distT="114300" distL="114300" distR="114300">
             <wp:extent cx="5895975" cy="1619250"/>
             <wp:effectExtent b="0" l="0" r="0" t="0"/>
-            <wp:docPr id="9" name="image8.png"/>
+            <wp:docPr id="20" name="image7.png"/>
             <a:graphic>
               <a:graphicData uri="http://schemas.openxmlformats.org/drawingml/2006/picture">
                 <pic:pic>
                   <pic:nvPicPr>
-                    <pic:cNvPr id="0" name="image8.png"/>
+                    <pic:cNvPr id="0" name="image7.png"/>
                     <pic:cNvPicPr preferRelativeResize="0"/>
                   </pic:nvPicPr>
                   <pic:blipFill>
@@ -997,12 +997,12 @@
           <wp:inline distB="114300" distT="114300" distL="114300" distR="114300">
             <wp:extent cx="5886450" cy="2447925"/>
             <wp:effectExtent b="0" l="0" r="0" t="0"/>
-            <wp:docPr id="13" name="image15.png"/>
+            <wp:docPr id="9" name="image20.png"/>
             <a:graphic>
               <a:graphicData uri="http://schemas.openxmlformats.org/drawingml/2006/picture">
                 <pic:pic>
                   <pic:nvPicPr>
-                    <pic:cNvPr id="0" name="image15.png"/>
+                    <pic:cNvPr id="0" name="image20.png"/>
                     <pic:cNvPicPr preferRelativeResize="0"/>
                   </pic:nvPicPr>
                   <pic:blipFill>
@@ -1108,12 +1108,12 @@
           <wp:inline distB="114300" distT="114300" distL="114300" distR="114300">
             <wp:extent cx="5876925" cy="2447925"/>
             <wp:effectExtent b="0" l="0" r="0" t="0"/>
-            <wp:docPr id="5" name="image11.png"/>
+            <wp:docPr id="5" name="image23.png"/>
             <a:graphic>
               <a:graphicData uri="http://schemas.openxmlformats.org/drawingml/2006/picture">
                 <pic:pic>
                   <pic:nvPicPr>
-                    <pic:cNvPr id="0" name="image11.png"/>
+                    <pic:cNvPr id="0" name="image23.png"/>
                     <pic:cNvPicPr preferRelativeResize="0"/>
                   </pic:nvPicPr>
                   <pic:blipFill>
@@ -1370,12 +1370,12 @@
           <wp:inline distB="114300" distT="114300" distL="114300" distR="114300">
             <wp:extent cx="5943600" cy="1790700"/>
             <wp:effectExtent b="0" l="0" r="0" t="0"/>
-            <wp:docPr id="4" name="image13.png"/>
+            <wp:docPr id="4" name="image2.png"/>
             <a:graphic>
               <a:graphicData uri="http://schemas.openxmlformats.org/drawingml/2006/picture">
                 <pic:pic>
                   <pic:nvPicPr>
-                    <pic:cNvPr id="0" name="image13.png"/>
+                    <pic:cNvPr id="0" name="image2.png"/>
                     <pic:cNvPicPr preferRelativeResize="0"/>
                   </pic:nvPicPr>
                   <pic:blipFill>
@@ -1477,12 +1477,12 @@
           <wp:inline distB="114300" distT="114300" distL="114300" distR="114300">
             <wp:extent cx="5943600" cy="1625600"/>
             <wp:effectExtent b="0" l="0" r="0" t="0"/>
-            <wp:docPr id="14" name="image14.png"/>
+            <wp:docPr id="10" name="image5.png"/>
             <a:graphic>
               <a:graphicData uri="http://schemas.openxmlformats.org/drawingml/2006/picture">
                 <pic:pic>
                   <pic:nvPicPr>
-                    <pic:cNvPr id="0" name="image14.png"/>
+                    <pic:cNvPr id="0" name="image5.png"/>
                     <pic:cNvPicPr preferRelativeResize="0"/>
                   </pic:nvPicPr>
                   <pic:blipFill>
@@ -1584,12 +1584,12 @@
           <wp:inline distB="114300" distT="114300" distL="114300" distR="114300">
             <wp:extent cx="5943600" cy="1320800"/>
             <wp:effectExtent b="0" l="0" r="0" t="0"/>
-            <wp:docPr id="8" name="image12.png"/>
+            <wp:docPr id="19" name="image21.png"/>
             <a:graphic>
               <a:graphicData uri="http://schemas.openxmlformats.org/drawingml/2006/picture">
                 <pic:pic>
                   <pic:nvPicPr>
-                    <pic:cNvPr id="0" name="image12.png"/>
+                    <pic:cNvPr id="0" name="image21.png"/>
                     <pic:cNvPicPr preferRelativeResize="0"/>
                   </pic:nvPicPr>
                   <pic:blipFill>
@@ -1691,12 +1691,12 @@
           <wp:inline distB="114300" distT="114300" distL="114300" distR="114300">
             <wp:extent cx="5943600" cy="850900"/>
             <wp:effectExtent b="0" l="0" r="0" t="0"/>
-            <wp:docPr id="16" name="image16.png"/>
+            <wp:docPr id="12" name="image22.png"/>
             <a:graphic>
               <a:graphicData uri="http://schemas.openxmlformats.org/drawingml/2006/picture">
                 <pic:pic>
                   <pic:nvPicPr>
-                    <pic:cNvPr id="0" name="image16.png"/>
+                    <pic:cNvPr id="0" name="image22.png"/>
                     <pic:cNvPicPr preferRelativeResize="0"/>
                   </pic:nvPicPr>
                   <pic:blipFill>
@@ -1874,12 +1874,12 @@
           <wp:inline distB="114300" distT="114300" distL="114300" distR="114300">
             <wp:extent cx="5791200" cy="3381375"/>
             <wp:effectExtent b="0" l="0" r="0" t="0"/>
-            <wp:docPr id="12" name="image10.png"/>
+            <wp:docPr id="8" name="image9.png"/>
             <a:graphic>
               <a:graphicData uri="http://schemas.openxmlformats.org/drawingml/2006/picture">
                 <pic:pic>
                   <pic:nvPicPr>
-                    <pic:cNvPr id="0" name="image10.png"/>
+                    <pic:cNvPr id="0" name="image9.png"/>
                     <pic:cNvPicPr preferRelativeResize="0"/>
                   </pic:nvPicPr>
                   <pic:blipFill>
@@ -2041,12 +2041,12 @@
           <wp:inline distB="114300" distT="114300" distL="114300" distR="114300">
             <wp:extent cx="5943600" cy="2476500"/>
             <wp:effectExtent b="0" l="0" r="0" t="0"/>
-            <wp:docPr id="3" name="image3.png"/>
+            <wp:docPr id="15" name="image10.png"/>
             <a:graphic>
               <a:graphicData uri="http://schemas.openxmlformats.org/drawingml/2006/picture">
                 <pic:pic>
                   <pic:nvPicPr>
-                    <pic:cNvPr id="0" name="image3.png"/>
+                    <pic:cNvPr id="0" name="image10.png"/>
                     <pic:cNvPicPr preferRelativeResize="0"/>
                   </pic:nvPicPr>
                   <pic:blipFill>
@@ -2139,12 +2139,12 @@
           <wp:inline distB="114300" distT="114300" distL="114300" distR="114300">
             <wp:extent cx="5943600" cy="2501900"/>
             <wp:effectExtent b="0" l="0" r="0" t="0"/>
-            <wp:docPr id="10" name="image2.png"/>
+            <wp:docPr id="21" name="image19.png"/>
             <a:graphic>
               <a:graphicData uri="http://schemas.openxmlformats.org/drawingml/2006/picture">
                 <pic:pic>
                   <pic:nvPicPr>
-                    <pic:cNvPr id="0" name="image2.png"/>
+                    <pic:cNvPr id="0" name="image19.png"/>
                     <pic:cNvPicPr preferRelativeResize="0"/>
                   </pic:nvPicPr>
                   <pic:blipFill>
@@ -2229,12 +2229,12 @@
           <wp:inline distB="114300" distT="114300" distL="114300" distR="114300">
             <wp:extent cx="2838450" cy="1057275"/>
             <wp:effectExtent b="0" l="0" r="0" t="0"/>
-            <wp:docPr id="1" name="image1.png"/>
+            <wp:docPr id="2" name="image6.png"/>
             <a:graphic>
               <a:graphicData uri="http://schemas.openxmlformats.org/drawingml/2006/picture">
                 <pic:pic>
                   <pic:nvPicPr>
-                    <pic:cNvPr id="0" name="image1.png"/>
+                    <pic:cNvPr id="0" name="image6.png"/>
                     <pic:cNvPicPr preferRelativeResize="0"/>
                   </pic:nvPicPr>
                   <pic:blipFill>
@@ -2283,12 +2283,12 @@
           <wp:inline distB="114300" distT="114300" distL="114300" distR="114300">
             <wp:extent cx="5943600" cy="1600200"/>
             <wp:effectExtent b="0" l="0" r="0" t="0"/>
-            <wp:docPr id="15" name="image6.png"/>
+            <wp:docPr id="22" name="image15.png"/>
             <a:graphic>
               <a:graphicData uri="http://schemas.openxmlformats.org/drawingml/2006/picture">
                 <pic:pic>
                   <pic:nvPicPr>
-                    <pic:cNvPr id="0" name="image6.png"/>
+                    <pic:cNvPr id="0" name="image15.png"/>
                     <pic:cNvPicPr preferRelativeResize="0"/>
                   </pic:nvPicPr>
                   <pic:blipFill>
@@ -2386,8 +2386,684 @@
         </w:rPr>
       </w:r>
     </w:p>
+    <w:p>
+      <w:pPr>
+        <w:jc w:val="both"/>
+        <w:rPr>
+          <w:rFonts w:ascii="Times New Roman" w:cs="Times New Roman" w:eastAsia="Times New Roman" w:hAnsi="Times New Roman"/>
+          <w:sz w:val="28"/>
+          <w:szCs w:val="28"/>
+        </w:rPr>
+      </w:pPr>
+      <w:r>
+        <w:rPr>
+          <w:rtl w:val="0"/>
+        </w:rPr>
+      </w:r>
+    </w:p>
+    <w:p>
+      <w:pPr>
+        <w:jc w:val="center"/>
+        <w:rPr>
+          <w:rFonts w:ascii="Times New Roman" w:cs="Times New Roman" w:eastAsia="Times New Roman" w:hAnsi="Times New Roman"/>
+          <w:sz w:val="28"/>
+          <w:szCs w:val="28"/>
+        </w:rPr>
+      </w:pPr>
+      <w:r>
+        <w:rPr>
+          <w:rFonts w:ascii="Times New Roman" w:cs="Times New Roman" w:eastAsia="Times New Roman" w:hAnsi="Times New Roman"/>
+          <w:sz w:val="28"/>
+          <w:szCs w:val="28"/>
+          <w:rtl w:val="0"/>
+        </w:rPr>
+        <w:t xml:space="preserve">Тема №6: </w:t>
+      </w:r>
+      <w:hyperlink r:id="rId28">
+        <w:r>
+          <w:rPr>
+            <w:rFonts w:ascii="Times New Roman" w:cs="Times New Roman" w:eastAsia="Times New Roman" w:hAnsi="Times New Roman"/>
+            <w:sz w:val="28"/>
+            <w:szCs w:val="28"/>
+            <w:rtl w:val="0"/>
+          </w:rPr>
+          <w:t xml:space="preserve">Робота з файлами</w:t>
+        </w:r>
+      </w:hyperlink>
+      <w:r>
+        <w:rPr>
+          <w:rFonts w:ascii="Times New Roman" w:cs="Times New Roman" w:eastAsia="Times New Roman" w:hAnsi="Times New Roman"/>
+          <w:sz w:val="28"/>
+          <w:szCs w:val="28"/>
+          <w:rtl w:val="0"/>
+        </w:rPr>
+        <w:t xml:space="preserve"> </w:t>
+      </w:r>
+    </w:p>
+    <w:p>
+      <w:pPr>
+        <w:jc w:val="both"/>
+        <w:rPr>
+          <w:rFonts w:ascii="Times New Roman" w:cs="Times New Roman" w:eastAsia="Times New Roman" w:hAnsi="Times New Roman"/>
+          <w:sz w:val="28"/>
+          <w:szCs w:val="28"/>
+        </w:rPr>
+      </w:pPr>
+      <w:r>
+        <w:rPr>
+          <w:rFonts w:ascii="Times New Roman" w:cs="Times New Roman" w:eastAsia="Times New Roman" w:hAnsi="Times New Roman"/>
+          <w:sz w:val="28"/>
+          <w:szCs w:val="28"/>
+          <w:rtl w:val="0"/>
+        </w:rPr>
+        <w:t xml:space="preserve">Завдання 1:</w:t>
+        <w:br w:type="textWrapping"/>
+        <w:t xml:space="preserve">Програму калькулятор було доповнено логуванням, яке зберігається у окремий файл. Результат:</w:t>
+        <w:br w:type="textWrapping"/>
+      </w:r>
+      <w:r>
+        <w:rPr>
+          <w:rFonts w:ascii="Times New Roman" w:cs="Times New Roman" w:eastAsia="Times New Roman" w:hAnsi="Times New Roman"/>
+          <w:sz w:val="28"/>
+          <w:szCs w:val="28"/>
+        </w:rPr>
+        <w:drawing>
+          <wp:inline distB="114300" distT="114300" distL="114300" distR="114300">
+            <wp:extent cx="5943600" cy="2501900"/>
+            <wp:effectExtent b="0" l="0" r="0" t="0"/>
+            <wp:docPr id="11" name="image14.png"/>
+            <a:graphic>
+              <a:graphicData uri="http://schemas.openxmlformats.org/drawingml/2006/picture">
+                <pic:pic>
+                  <pic:nvPicPr>
+                    <pic:cNvPr id="0" name="image14.png"/>
+                    <pic:cNvPicPr preferRelativeResize="0"/>
+                  </pic:nvPicPr>
+                  <pic:blipFill>
+                    <a:blip r:embed="rId29"/>
+                    <a:srcRect b="0" l="0" r="0" t="0"/>
+                    <a:stretch>
+                      <a:fillRect/>
+                    </a:stretch>
+                  </pic:blipFill>
+                  <pic:spPr>
+                    <a:xfrm>
+                      <a:off x="0" y="0"/>
+                      <a:ext cx="5943600" cy="2501900"/>
+                    </a:xfrm>
+                    <a:prstGeom prst="rect"/>
+                    <a:ln/>
+                  </pic:spPr>
+                </pic:pic>
+              </a:graphicData>
+            </a:graphic>
+          </wp:inline>
+        </w:drawing>
+      </w:r>
+      <w:r>
+        <w:rPr>
+          <w:rFonts w:ascii="Times New Roman" w:cs="Times New Roman" w:eastAsia="Times New Roman" w:hAnsi="Times New Roman"/>
+          <w:sz w:val="28"/>
+          <w:szCs w:val="28"/>
+        </w:rPr>
+        <w:drawing>
+          <wp:inline distB="114300" distT="114300" distL="114300" distR="114300">
+            <wp:extent cx="2990850" cy="2628900"/>
+            <wp:effectExtent b="0" l="0" r="0" t="0"/>
+            <wp:docPr id="23" name="image18.png"/>
+            <a:graphic>
+              <a:graphicData uri="http://schemas.openxmlformats.org/drawingml/2006/picture">
+                <pic:pic>
+                  <pic:nvPicPr>
+                    <pic:cNvPr id="0" name="image18.png"/>
+                    <pic:cNvPicPr preferRelativeResize="0"/>
+                  </pic:nvPicPr>
+                  <pic:blipFill>
+                    <a:blip r:embed="rId30"/>
+                    <a:srcRect b="0" l="0" r="0" t="0"/>
+                    <a:stretch>
+                      <a:fillRect/>
+                    </a:stretch>
+                  </pic:blipFill>
+                  <pic:spPr>
+                    <a:xfrm>
+                      <a:off x="0" y="0"/>
+                      <a:ext cx="2990850" cy="2628900"/>
+                    </a:xfrm>
+                    <a:prstGeom prst="rect"/>
+                    <a:ln/>
+                  </pic:spPr>
+                </pic:pic>
+              </a:graphicData>
+            </a:graphic>
+          </wp:inline>
+        </w:drawing>
+      </w:r>
+      <w:r>
+        <w:rPr>
+          <w:rFonts w:ascii="Times New Roman" w:cs="Times New Roman" w:eastAsia="Times New Roman" w:hAnsi="Times New Roman"/>
+          <w:sz w:val="28"/>
+          <w:szCs w:val="28"/>
+          <w:rtl w:val="0"/>
+        </w:rPr>
+        <w:br w:type="textWrapping"/>
+      </w:r>
+      <w:r>
+        <w:rPr>
+          <w:rFonts w:ascii="Times New Roman" w:cs="Times New Roman" w:eastAsia="Times New Roman" w:hAnsi="Times New Roman"/>
+          <w:sz w:val="28"/>
+          <w:szCs w:val="28"/>
+        </w:rPr>
+        <w:drawing>
+          <wp:inline distB="114300" distT="114300" distL="114300" distR="114300">
+            <wp:extent cx="4876800" cy="2514600"/>
+            <wp:effectExtent b="0" l="0" r="0" t="0"/>
+            <wp:docPr id="16" name="image11.png"/>
+            <a:graphic>
+              <a:graphicData uri="http://schemas.openxmlformats.org/drawingml/2006/picture">
+                <pic:pic>
+                  <pic:nvPicPr>
+                    <pic:cNvPr id="0" name="image11.png"/>
+                    <pic:cNvPicPr preferRelativeResize="0"/>
+                  </pic:nvPicPr>
+                  <pic:blipFill>
+                    <a:blip r:embed="rId31"/>
+                    <a:srcRect b="0" l="0" r="0" t="0"/>
+                    <a:stretch>
+                      <a:fillRect/>
+                    </a:stretch>
+                  </pic:blipFill>
+                  <pic:spPr>
+                    <a:xfrm>
+                      <a:off x="0" y="0"/>
+                      <a:ext cx="4876800" cy="2514600"/>
+                    </a:xfrm>
+                    <a:prstGeom prst="rect"/>
+                    <a:ln/>
+                  </pic:spPr>
+                </pic:pic>
+              </a:graphicData>
+            </a:graphic>
+          </wp:inline>
+        </w:drawing>
+      </w:r>
+      <w:r>
+        <w:rPr>
+          <w:rtl w:val="0"/>
+        </w:rPr>
+      </w:r>
+    </w:p>
+    <w:p>
+      <w:pPr>
+        <w:jc w:val="both"/>
+        <w:rPr>
+          <w:rFonts w:ascii="Times New Roman" w:cs="Times New Roman" w:eastAsia="Times New Roman" w:hAnsi="Times New Roman"/>
+          <w:sz w:val="28"/>
+          <w:szCs w:val="28"/>
+        </w:rPr>
+      </w:pPr>
+      <w:r>
+        <w:rPr>
+          <w:rtl w:val="0"/>
+        </w:rPr>
+      </w:r>
+    </w:p>
+    <w:p>
+      <w:pPr>
+        <w:jc w:val="both"/>
+        <w:rPr>
+          <w:rFonts w:ascii="Times New Roman" w:cs="Times New Roman" w:eastAsia="Times New Roman" w:hAnsi="Times New Roman"/>
+          <w:sz w:val="28"/>
+          <w:szCs w:val="28"/>
+        </w:rPr>
+      </w:pPr>
+      <w:r>
+        <w:rPr>
+          <w:rFonts w:ascii="Times New Roman" w:cs="Times New Roman" w:eastAsia="Times New Roman" w:hAnsi="Times New Roman"/>
+          <w:sz w:val="28"/>
+          <w:szCs w:val="28"/>
+          <w:rtl w:val="0"/>
+        </w:rPr>
+        <w:t xml:space="preserve">Завдання 2:</w:t>
+        <w:br w:type="textWrapping"/>
+        <w:t xml:space="preserve">Було виконано сортування не відсортованого списку  за допомогою функції sorted та лямбда функцій (за алфавітом та за оцінками у зростаючому порядку). Результат:</w:t>
+        <w:br w:type="textWrapping"/>
+      </w:r>
+      <w:r>
+        <w:rPr>
+          <w:rFonts w:ascii="Times New Roman" w:cs="Times New Roman" w:eastAsia="Times New Roman" w:hAnsi="Times New Roman"/>
+          <w:sz w:val="28"/>
+          <w:szCs w:val="28"/>
+        </w:rPr>
+        <w:drawing>
+          <wp:inline distB="114300" distT="114300" distL="114300" distR="114300">
+            <wp:extent cx="5943600" cy="3454400"/>
+            <wp:effectExtent b="0" l="0" r="0" t="0"/>
+            <wp:docPr id="3" name="image1.png"/>
+            <a:graphic>
+              <a:graphicData uri="http://schemas.openxmlformats.org/drawingml/2006/picture">
+                <pic:pic>
+                  <pic:nvPicPr>
+                    <pic:cNvPr id="0" name="image1.png"/>
+                    <pic:cNvPicPr preferRelativeResize="0"/>
+                  </pic:nvPicPr>
+                  <pic:blipFill>
+                    <a:blip r:embed="rId32"/>
+                    <a:srcRect b="0" l="0" r="0" t="0"/>
+                    <a:stretch>
+                      <a:fillRect/>
+                    </a:stretch>
+                  </pic:blipFill>
+                  <pic:spPr>
+                    <a:xfrm>
+                      <a:off x="0" y="0"/>
+                      <a:ext cx="5943600" cy="3454400"/>
+                    </a:xfrm>
+                    <a:prstGeom prst="rect"/>
+                    <a:ln/>
+                  </pic:spPr>
+                </pic:pic>
+              </a:graphicData>
+            </a:graphic>
+          </wp:inline>
+        </w:drawing>
+      </w:r>
+      <w:r>
+        <w:rPr>
+          <w:rtl w:val="0"/>
+        </w:rPr>
+      </w:r>
+    </w:p>
+    <w:p>
+      <w:pPr>
+        <w:jc w:val="both"/>
+        <w:rPr>
+          <w:rFonts w:ascii="Times New Roman" w:cs="Times New Roman" w:eastAsia="Times New Roman" w:hAnsi="Times New Roman"/>
+          <w:sz w:val="28"/>
+          <w:szCs w:val="28"/>
+        </w:rPr>
+      </w:pPr>
+      <w:r>
+        <w:rPr>
+          <w:rtl w:val="0"/>
+        </w:rPr>
+      </w:r>
+    </w:p>
+    <w:p>
+      <w:pPr>
+        <w:jc w:val="both"/>
+        <w:rPr>
+          <w:rFonts w:ascii="Times New Roman" w:cs="Times New Roman" w:eastAsia="Times New Roman" w:hAnsi="Times New Roman"/>
+          <w:sz w:val="28"/>
+          <w:szCs w:val="28"/>
+        </w:rPr>
+      </w:pPr>
+      <w:r>
+        <w:rPr>
+          <w:rFonts w:ascii="Times New Roman" w:cs="Times New Roman" w:eastAsia="Times New Roman" w:hAnsi="Times New Roman"/>
+          <w:sz w:val="28"/>
+          <w:szCs w:val="28"/>
+          <w:rtl w:val="0"/>
+        </w:rPr>
+        <w:t xml:space="preserve">Код з теми:</w:t>
+        <w:br w:type="textWrapping"/>
+      </w:r>
+      <w:hyperlink r:id="rId33">
+        <w:r>
+          <w:rPr>
+            <w:rFonts w:ascii="Times New Roman" w:cs="Times New Roman" w:eastAsia="Times New Roman" w:hAnsi="Times New Roman"/>
+            <w:color w:val="1155cc"/>
+            <w:sz w:val="28"/>
+            <w:szCs w:val="28"/>
+            <w:u w:val="single"/>
+            <w:rtl w:val="0"/>
+          </w:rPr>
+          <w:t xml:space="preserve">https://github.com/dima648228/ProgrammingTechnologiesCS252-Vyshniak/tree/main/topic_06</w:t>
+        </w:r>
+      </w:hyperlink>
+      <w:r>
+        <w:rPr>
+          <w:rtl w:val="0"/>
+        </w:rPr>
+      </w:r>
+    </w:p>
+    <w:p>
+      <w:pPr>
+        <w:jc w:val="both"/>
+        <w:rPr>
+          <w:rFonts w:ascii="Times New Roman" w:cs="Times New Roman" w:eastAsia="Times New Roman" w:hAnsi="Times New Roman"/>
+          <w:sz w:val="28"/>
+          <w:szCs w:val="28"/>
+        </w:rPr>
+      </w:pPr>
+      <w:r>
+        <w:rPr>
+          <w:rtl w:val="0"/>
+        </w:rPr>
+      </w:r>
+    </w:p>
+    <w:p>
+      <w:pPr>
+        <w:jc w:val="center"/>
+        <w:rPr>
+          <w:rFonts w:ascii="Times New Roman" w:cs="Times New Roman" w:eastAsia="Times New Roman" w:hAnsi="Times New Roman"/>
+          <w:sz w:val="28"/>
+          <w:szCs w:val="28"/>
+        </w:rPr>
+      </w:pPr>
+      <w:r>
+        <w:rPr>
+          <w:rFonts w:ascii="Times New Roman" w:cs="Times New Roman" w:eastAsia="Times New Roman" w:hAnsi="Times New Roman"/>
+          <w:sz w:val="28"/>
+          <w:szCs w:val="28"/>
+          <w:rtl w:val="0"/>
+        </w:rPr>
+        <w:t xml:space="preserve">Тема №7: </w:t>
+      </w:r>
+      <w:hyperlink r:id="rId34">
+        <w:r>
+          <w:rPr>
+            <w:rFonts w:ascii="Times New Roman" w:cs="Times New Roman" w:eastAsia="Times New Roman" w:hAnsi="Times New Roman"/>
+            <w:sz w:val="28"/>
+            <w:szCs w:val="28"/>
+            <w:rtl w:val="0"/>
+          </w:rPr>
+          <w:t xml:space="preserve">Об'єктно-орієнтоване програмування</w:t>
+        </w:r>
+      </w:hyperlink>
+      <w:r>
+        <w:rPr>
+          <w:rFonts w:ascii="Times New Roman" w:cs="Times New Roman" w:eastAsia="Times New Roman" w:hAnsi="Times New Roman"/>
+          <w:sz w:val="28"/>
+          <w:szCs w:val="28"/>
+          <w:rtl w:val="0"/>
+        </w:rPr>
+        <w:t xml:space="preserve"> </w:t>
+      </w:r>
+    </w:p>
+    <w:p>
+      <w:pPr>
+        <w:jc w:val="both"/>
+        <w:rPr>
+          <w:rFonts w:ascii="Times New Roman" w:cs="Times New Roman" w:eastAsia="Times New Roman" w:hAnsi="Times New Roman"/>
+          <w:sz w:val="28"/>
+          <w:szCs w:val="28"/>
+        </w:rPr>
+      </w:pPr>
+      <w:r>
+        <w:rPr>
+          <w:rFonts w:ascii="Times New Roman" w:cs="Times New Roman" w:eastAsia="Times New Roman" w:hAnsi="Times New Roman"/>
+          <w:sz w:val="28"/>
+          <w:szCs w:val="28"/>
+          <w:rtl w:val="0"/>
+        </w:rPr>
+        <w:t xml:space="preserve">Завдання 1:</w:t>
+        <w:br w:type="textWrapping"/>
+        <w:t xml:space="preserve">Було написано клас для прикладу, щоб показати роботу магічних функцій str, len, repr та del. Результат:</w:t>
+        <w:br w:type="textWrapping"/>
+      </w:r>
+      <w:r>
+        <w:rPr>
+          <w:rFonts w:ascii="Times New Roman" w:cs="Times New Roman" w:eastAsia="Times New Roman" w:hAnsi="Times New Roman"/>
+          <w:sz w:val="28"/>
+          <w:szCs w:val="28"/>
+        </w:rPr>
+        <w:drawing>
+          <wp:inline distB="114300" distT="114300" distL="114300" distR="114300">
+            <wp:extent cx="5829300" cy="781050"/>
+            <wp:effectExtent b="0" l="0" r="0" t="0"/>
+            <wp:docPr id="6" name="image16.png"/>
+            <a:graphic>
+              <a:graphicData uri="http://schemas.openxmlformats.org/drawingml/2006/picture">
+                <pic:pic>
+                  <pic:nvPicPr>
+                    <pic:cNvPr id="0" name="image16.png"/>
+                    <pic:cNvPicPr preferRelativeResize="0"/>
+                  </pic:nvPicPr>
+                  <pic:blipFill>
+                    <a:blip r:embed="rId35"/>
+                    <a:srcRect b="0" l="0" r="0" t="0"/>
+                    <a:stretch>
+                      <a:fillRect/>
+                    </a:stretch>
+                  </pic:blipFill>
+                  <pic:spPr>
+                    <a:xfrm>
+                      <a:off x="0" y="0"/>
+                      <a:ext cx="5829300" cy="781050"/>
+                    </a:xfrm>
+                    <a:prstGeom prst="rect"/>
+                    <a:ln/>
+                  </pic:spPr>
+                </pic:pic>
+              </a:graphicData>
+            </a:graphic>
+          </wp:inline>
+        </w:drawing>
+      </w:r>
+      <w:r>
+        <w:rPr>
+          <w:rtl w:val="0"/>
+        </w:rPr>
+      </w:r>
+    </w:p>
+    <w:p>
+      <w:pPr>
+        <w:jc w:val="both"/>
+        <w:rPr>
+          <w:rFonts w:ascii="Times New Roman" w:cs="Times New Roman" w:eastAsia="Times New Roman" w:hAnsi="Times New Roman"/>
+          <w:sz w:val="28"/>
+          <w:szCs w:val="28"/>
+        </w:rPr>
+      </w:pPr>
+      <w:r>
+        <w:rPr>
+          <w:rtl w:val="0"/>
+        </w:rPr>
+      </w:r>
+    </w:p>
+    <w:p>
+      <w:pPr>
+        <w:jc w:val="both"/>
+        <w:rPr>
+          <w:rFonts w:ascii="Times New Roman" w:cs="Times New Roman" w:eastAsia="Times New Roman" w:hAnsi="Times New Roman"/>
+          <w:sz w:val="28"/>
+          <w:szCs w:val="28"/>
+        </w:rPr>
+      </w:pPr>
+      <w:r>
+        <w:rPr>
+          <w:rFonts w:ascii="Times New Roman" w:cs="Times New Roman" w:eastAsia="Times New Roman" w:hAnsi="Times New Roman"/>
+          <w:sz w:val="28"/>
+          <w:szCs w:val="28"/>
+          <w:rtl w:val="0"/>
+        </w:rPr>
+        <w:t xml:space="preserve">Завдання 2:</w:t>
+        <w:br w:type="textWrapping"/>
+        <w:t xml:space="preserve">Було створено клас студента та список в якому зберыгаються об’єкти цього класу. Елементи було відсортовано за алфавітом та окремо за віком студента. Результат:</w:t>
+        <w:br w:type="textWrapping"/>
+      </w:r>
+      <w:r>
+        <w:rPr>
+          <w:rFonts w:ascii="Times New Roman" w:cs="Times New Roman" w:eastAsia="Times New Roman" w:hAnsi="Times New Roman"/>
+          <w:sz w:val="28"/>
+          <w:szCs w:val="28"/>
+        </w:rPr>
+        <w:drawing>
+          <wp:inline distB="114300" distT="114300" distL="114300" distR="114300">
+            <wp:extent cx="5943600" cy="1689100"/>
+            <wp:effectExtent b="0" l="0" r="0" t="0"/>
+            <wp:docPr id="1" name="image17.png"/>
+            <a:graphic>
+              <a:graphicData uri="http://schemas.openxmlformats.org/drawingml/2006/picture">
+                <pic:pic>
+                  <pic:nvPicPr>
+                    <pic:cNvPr id="0" name="image17.png"/>
+                    <pic:cNvPicPr preferRelativeResize="0"/>
+                  </pic:nvPicPr>
+                  <pic:blipFill>
+                    <a:blip r:embed="rId36"/>
+                    <a:srcRect b="0" l="0" r="0" t="0"/>
+                    <a:stretch>
+                      <a:fillRect/>
+                    </a:stretch>
+                  </pic:blipFill>
+                  <pic:spPr>
+                    <a:xfrm>
+                      <a:off x="0" y="0"/>
+                      <a:ext cx="5943600" cy="1689100"/>
+                    </a:xfrm>
+                    <a:prstGeom prst="rect"/>
+                    <a:ln/>
+                  </pic:spPr>
+                </pic:pic>
+              </a:graphicData>
+            </a:graphic>
+          </wp:inline>
+        </w:drawing>
+      </w:r>
+      <w:r>
+        <w:rPr>
+          <w:rtl w:val="0"/>
+        </w:rPr>
+      </w:r>
+    </w:p>
+    <w:p>
+      <w:pPr>
+        <w:jc w:val="both"/>
+        <w:rPr>
+          <w:rFonts w:ascii="Times New Roman" w:cs="Times New Roman" w:eastAsia="Times New Roman" w:hAnsi="Times New Roman"/>
+          <w:sz w:val="28"/>
+          <w:szCs w:val="28"/>
+        </w:rPr>
+      </w:pPr>
+      <w:r>
+        <w:rPr>
+          <w:rtl w:val="0"/>
+        </w:rPr>
+      </w:r>
+    </w:p>
+    <w:p>
+      <w:pPr>
+        <w:jc w:val="both"/>
+        <w:rPr>
+          <w:rFonts w:ascii="Times New Roman" w:cs="Times New Roman" w:eastAsia="Times New Roman" w:hAnsi="Times New Roman"/>
+          <w:sz w:val="28"/>
+          <w:szCs w:val="28"/>
+        </w:rPr>
+      </w:pPr>
+      <w:r>
+        <w:rPr>
+          <w:rFonts w:ascii="Times New Roman" w:cs="Times New Roman" w:eastAsia="Times New Roman" w:hAnsi="Times New Roman"/>
+          <w:sz w:val="28"/>
+          <w:szCs w:val="28"/>
+          <w:rtl w:val="0"/>
+        </w:rPr>
+        <w:t xml:space="preserve">Завдання 3:</w:t>
+        <w:br w:type="textWrapping"/>
+        <w:t xml:space="preserve">Калькулятор з минулої теми було переписано використовуючи принципи ООП. Для статичних класів було використано декоратор staticmethod. Результат:</w:t>
+        <w:br w:type="textWrapping"/>
+      </w:r>
+      <w:r>
+        <w:rPr>
+          <w:rFonts w:ascii="Times New Roman" w:cs="Times New Roman" w:eastAsia="Times New Roman" w:hAnsi="Times New Roman"/>
+          <w:sz w:val="28"/>
+          <w:szCs w:val="28"/>
+        </w:rPr>
+        <w:drawing>
+          <wp:inline distB="114300" distT="114300" distL="114300" distR="114300">
+            <wp:extent cx="5943600" cy="2235200"/>
+            <wp:effectExtent b="0" l="0" r="0" t="0"/>
+            <wp:docPr id="13" name="image4.png"/>
+            <a:graphic>
+              <a:graphicData uri="http://schemas.openxmlformats.org/drawingml/2006/picture">
+                <pic:pic>
+                  <pic:nvPicPr>
+                    <pic:cNvPr id="0" name="image4.png"/>
+                    <pic:cNvPicPr preferRelativeResize="0"/>
+                  </pic:nvPicPr>
+                  <pic:blipFill>
+                    <a:blip r:embed="rId37"/>
+                    <a:srcRect b="0" l="0" r="0" t="0"/>
+                    <a:stretch>
+                      <a:fillRect/>
+                    </a:stretch>
+                  </pic:blipFill>
+                  <pic:spPr>
+                    <a:xfrm>
+                      <a:off x="0" y="0"/>
+                      <a:ext cx="5943600" cy="2235200"/>
+                    </a:xfrm>
+                    <a:prstGeom prst="rect"/>
+                    <a:ln/>
+                  </pic:spPr>
+                </pic:pic>
+              </a:graphicData>
+            </a:graphic>
+          </wp:inline>
+        </w:drawing>
+      </w:r>
+      <w:r>
+        <w:rPr>
+          <w:rtl w:val="0"/>
+        </w:rPr>
+      </w:r>
+    </w:p>
+    <w:p>
+      <w:pPr>
+        <w:jc w:val="both"/>
+        <w:rPr>
+          <w:rFonts w:ascii="Times New Roman" w:cs="Times New Roman" w:eastAsia="Times New Roman" w:hAnsi="Times New Roman"/>
+          <w:sz w:val="28"/>
+          <w:szCs w:val="28"/>
+        </w:rPr>
+      </w:pPr>
+      <w:r>
+        <w:rPr>
+          <w:rtl w:val="0"/>
+        </w:rPr>
+      </w:r>
+    </w:p>
+    <w:p>
+      <w:pPr>
+        <w:jc w:val="both"/>
+        <w:rPr>
+          <w:rFonts w:ascii="Times New Roman" w:cs="Times New Roman" w:eastAsia="Times New Roman" w:hAnsi="Times New Roman"/>
+          <w:sz w:val="28"/>
+          <w:szCs w:val="28"/>
+        </w:rPr>
+      </w:pPr>
+      <w:r>
+        <w:rPr>
+          <w:rFonts w:ascii="Times New Roman" w:cs="Times New Roman" w:eastAsia="Times New Roman" w:hAnsi="Times New Roman"/>
+          <w:sz w:val="28"/>
+          <w:szCs w:val="28"/>
+          <w:rtl w:val="0"/>
+        </w:rPr>
+        <w:t xml:space="preserve">Код з теми:</w:t>
+        <w:br w:type="textWrapping"/>
+      </w:r>
+      <w:hyperlink r:id="rId38">
+        <w:r>
+          <w:rPr>
+            <w:rFonts w:ascii="Times New Roman" w:cs="Times New Roman" w:eastAsia="Times New Roman" w:hAnsi="Times New Roman"/>
+            <w:color w:val="1155cc"/>
+            <w:sz w:val="28"/>
+            <w:szCs w:val="28"/>
+            <w:u w:val="single"/>
+            <w:rtl w:val="0"/>
+          </w:rPr>
+          <w:t xml:space="preserve">https://github.com/dima648228/ProgrammingTechnologiesCS252-Vyshniak/tree/main/topic_07</w:t>
+        </w:r>
+      </w:hyperlink>
+      <w:r>
+        <w:rPr>
+          <w:rtl w:val="0"/>
+        </w:rPr>
+      </w:r>
+    </w:p>
     <w:sectPr>
-      <w:headerReference r:id="rId28" w:type="default"/>
+      <w:headerReference r:id="rId39" w:type="default"/>
       <w:pgSz w:h="15840" w:w="12240" w:orient="portrait"/>
       <w:pgMar w:bottom="1440" w:top="1440" w:left="1440" w:right="1440" w:header="720" w:footer="720"/>
       <w:pgNumType w:start="1"/>
